--- a/Kontrol-kachestva.docx
+++ b/Kontrol-kachestva.docx
@@ -4,13 +4,1226 @@
   <w:body>
     <w:p>
       <w:pPr>
+        <w:spacing w:after="0" w:before="0"/>
+        <w:ind w:firstLine="0" w:left="0" w:right="0"/>
+        <w:rPr>
+          <w:rFonts w:ascii="Times New Roman" w:hAnsi="Times New Roman"/>
+          <w:b w:val="1"/>
+          <w:sz w:val="44"/>
+        </w:rPr>
+      </w:pPr>
+      <w:r>
+        <w:rPr>
+          <w:rFonts w:ascii="Times New Roman" w:hAnsi="Times New Roman"/>
+          <w:b w:val="1"/>
+          <w:sz w:val="44"/>
+        </w:rPr>
+        <w:t>ИССЛЕДОВАТЕЛЬСКАЯ СТАТЬЯ</w:t>
+      </w:r>
+    </w:p>
+    <w:p>
+      <w:pPr>
+        <w:spacing w:after="270" w:before="270"/>
+        <w:ind w:firstLine="0" w:left="0" w:right="0"/>
+        <w:rPr>
+          <w:rFonts w:ascii="Times New Roman" w:hAnsi="Times New Roman"/>
+          <w:b w:val="1"/>
+          <w:sz w:val="28"/>
+        </w:rPr>
+      </w:pPr>
+    </w:p>
+    <w:p>
+      <w:pPr>
+        <w:spacing w:after="270" w:before="270"/>
+        <w:ind w:firstLine="0" w:left="0" w:right="0"/>
+        <w:rPr>
+          <w:rFonts w:ascii="Times New Roman" w:hAnsi="Times New Roman"/>
+          <w:b w:val="1"/>
+          <w:sz w:val="32"/>
+        </w:rPr>
+      </w:pPr>
+      <w:r>
+        <w:rPr>
+          <w:rFonts w:ascii="Times New Roman" w:hAnsi="Times New Roman"/>
+          <w:b w:val="1"/>
+          <w:sz w:val="32"/>
+        </w:rPr>
+        <w:t>Контроль качества сварных соединений при сварке плавящимся электродом с традиционной и двухструйной газовой защитой</w:t>
+      </w:r>
+    </w:p>
+    <w:p>
+      <w:pPr>
+        <w:spacing w:after="0" w:before="0"/>
+        <w:ind w:firstLine="0" w:left="0" w:right="0"/>
+        <w:rPr>
+          <w:rFonts w:ascii="Times New Roman" w:hAnsi="Times New Roman"/>
+          <w:b w:val="0"/>
+          <w:sz w:val="28"/>
+        </w:rPr>
+      </w:pPr>
+      <w:r>
+        <w:rPr>
+          <w:rFonts w:ascii="Times New Roman" w:hAnsi="Times New Roman"/>
+          <w:b w:val="0"/>
+          <w:sz w:val="28"/>
+        </w:rPr>
+        <w:t>Автор:</w:t>
+      </w:r>
+      <w:r>
+        <w:rPr>
+          <w:rFonts w:ascii="Times New Roman" w:hAnsi="Times New Roman"/>
+          <w:sz w:val="28"/>
+        </w:rPr>
+        <w:br/>
+      </w:r>
+      <w:r>
+        <w:rPr>
+          <w:rFonts w:ascii="Times New Roman" w:hAnsi="Times New Roman"/>
+          <w:sz w:val="28"/>
+        </w:rPr>
+        <w:t>Муллаяров Денис Ринатович</w:t>
+      </w:r>
+    </w:p>
+    <w:p>
+      <w:pPr>
+        <w:spacing w:after="0" w:before="0"/>
+        <w:ind w:firstLine="0" w:left="0" w:right="0"/>
+        <w:rPr>
+          <w:rFonts w:ascii="Times New Roman" w:hAnsi="Times New Roman"/>
+          <w:b w:val="0"/>
+          <w:sz w:val="28"/>
+        </w:rPr>
+      </w:pPr>
+    </w:p>
+    <w:p>
+      <w:pPr>
+        <w:spacing w:after="0" w:before="0"/>
+        <w:ind w:firstLine="0" w:left="0" w:right="0"/>
+        <w:rPr>
+          <w:rFonts w:ascii="Times New Roman" w:hAnsi="Times New Roman"/>
+          <w:b w:val="0"/>
+          <w:sz w:val="28"/>
+        </w:rPr>
+      </w:pPr>
+      <w:r>
+        <w:rPr>
+          <w:rFonts w:ascii="Times New Roman" w:hAnsi="Times New Roman"/>
+          <w:b w:val="0"/>
+          <w:sz w:val="28"/>
+        </w:rPr>
+        <w:t>Область исследования:</w:t>
+      </w:r>
+      <w:r>
+        <w:rPr>
+          <w:rFonts w:ascii="Times New Roman" w:hAnsi="Times New Roman"/>
+          <w:sz w:val="28"/>
+        </w:rPr>
+        <w:br/>
+      </w:r>
+      <w:r>
+        <w:rPr>
+          <w:rFonts w:ascii="Times New Roman" w:hAnsi="Times New Roman"/>
+          <w:sz w:val="28"/>
+        </w:rPr>
+        <w:t>Сварочные процессы и оборудование, технология машиностроения</w:t>
+      </w:r>
+    </w:p>
+    <w:p>
+      <w:pPr>
+        <w:spacing w:after="0" w:before="0"/>
+        <w:ind w:firstLine="0" w:left="0" w:right="0"/>
+        <w:rPr>
+          <w:rFonts w:ascii="Times New Roman" w:hAnsi="Times New Roman"/>
+          <w:b w:val="0"/>
+          <w:sz w:val="28"/>
+        </w:rPr>
+      </w:pPr>
+    </w:p>
+    <w:p>
+      <w:pPr>
+        <w:spacing w:after="0" w:before="0"/>
+        <w:ind w:firstLine="0" w:left="0" w:right="0"/>
+        <w:rPr>
+          <w:rFonts w:ascii="Times New Roman" w:hAnsi="Times New Roman"/>
+          <w:b w:val="0"/>
+          <w:sz w:val="28"/>
+        </w:rPr>
+      </w:pPr>
+      <w:r>
+        <w:rPr>
+          <w:rFonts w:ascii="Times New Roman" w:hAnsi="Times New Roman"/>
+          <w:b w:val="0"/>
+          <w:sz w:val="28"/>
+        </w:rPr>
+        <w:t>Ключевые слова:</w:t>
+      </w:r>
+      <w:r>
+        <w:rPr>
+          <w:rFonts w:ascii="Times New Roman" w:hAnsi="Times New Roman"/>
+          <w:sz w:val="28"/>
+        </w:rPr>
+        <w:br/>
+      </w:r>
+      <w:r>
+        <w:rPr>
+          <w:rFonts w:ascii="Times New Roman" w:hAnsi="Times New Roman"/>
+          <w:sz w:val="28"/>
+        </w:rPr>
+        <w:t>сварка плавящимся электродом, газовая защита, двухструйная защита, геометрические параметры шва, макрошлифы, качество сварных соединений</w:t>
+      </w:r>
+    </w:p>
+    <w:p>
+      <w:pPr>
+        <w:spacing w:after="0" w:before="0"/>
+        <w:ind w:firstLine="0" w:left="0" w:right="0"/>
+        <w:rPr>
+          <w:rFonts w:ascii="Times New Roman" w:hAnsi="Times New Roman"/>
+          <w:b w:val="0"/>
+          <w:sz w:val="28"/>
+        </w:rPr>
+      </w:pPr>
+    </w:p>
+    <w:p>
+      <w:pPr>
+        <w:spacing w:after="0" w:before="0"/>
+        <w:ind w:firstLine="0" w:left="0" w:right="0"/>
+        <w:rPr>
+          <w:rFonts w:ascii="Times New Roman" w:hAnsi="Times New Roman"/>
+          <w:b w:val="0"/>
+          <w:sz w:val="28"/>
+        </w:rPr>
+      </w:pPr>
+      <w:r>
+        <w:rPr>
+          <w:rFonts w:ascii="Times New Roman" w:hAnsi="Times New Roman"/>
+          <w:b w:val="0"/>
+          <w:sz w:val="28"/>
+        </w:rPr>
+        <w:t>Дата публикации:</w:t>
+      </w:r>
+      <w:r>
+        <w:rPr>
+          <w:rFonts w:ascii="Times New Roman" w:hAnsi="Times New Roman"/>
+          <w:sz w:val="28"/>
+        </w:rPr>
+        <w:t xml:space="preserve"> Май</w:t>
+      </w:r>
+      <w:r>
+        <w:rPr>
+          <w:rFonts w:ascii="Times New Roman" w:hAnsi="Times New Roman"/>
+          <w:sz w:val="28"/>
+        </w:rPr>
+        <w:t xml:space="preserve"> 20</w:t>
+      </w:r>
+      <w:r>
+        <w:rPr>
+          <w:rFonts w:ascii="Times New Roman" w:hAnsi="Times New Roman"/>
+          <w:b w:val="0"/>
+          <w:sz w:val="28"/>
+        </w:rPr>
+        <w:t>21</w:t>
+      </w:r>
+    </w:p>
+    <w:p>
+      <w:pPr>
+        <w:rPr>
+          <w:rFonts w:ascii="Times New Roman" w:hAnsi="Times New Roman"/>
+          <w:b w:val="1"/>
+          <w:sz w:val="28"/>
+        </w:rPr>
+      </w:pPr>
+    </w:p>
+    <w:p>
+      <w:pPr>
+        <w:rPr>
+          <w:rFonts w:ascii="Times New Roman" w:hAnsi="Times New Roman"/>
+          <w:b w:val="1"/>
+          <w:sz w:val="28"/>
+        </w:rPr>
+      </w:pPr>
+    </w:p>
+    <w:p>
+      <w:pPr>
+        <w:rPr>
+          <w:rFonts w:ascii="Times New Roman" w:hAnsi="Times New Roman"/>
+          <w:b w:val="1"/>
+          <w:sz w:val="28"/>
+        </w:rPr>
+      </w:pPr>
+    </w:p>
+    <w:p>
+      <w:pPr>
+        <w:rPr>
+          <w:rFonts w:ascii="Times New Roman" w:hAnsi="Times New Roman"/>
+          <w:b w:val="1"/>
+          <w:sz w:val="28"/>
+        </w:rPr>
+      </w:pPr>
+    </w:p>
+    <w:p>
+      <w:pPr>
+        <w:rPr>
+          <w:rFonts w:ascii="Times New Roman" w:hAnsi="Times New Roman"/>
+          <w:b w:val="1"/>
+          <w:sz w:val="28"/>
+        </w:rPr>
+      </w:pPr>
+    </w:p>
+    <w:p>
+      <w:pPr>
+        <w:rPr>
+          <w:rFonts w:ascii="Times New Roman" w:hAnsi="Times New Roman"/>
+          <w:b w:val="1"/>
+          <w:sz w:val="28"/>
+        </w:rPr>
+      </w:pPr>
+    </w:p>
+    <w:p>
+      <w:pPr>
+        <w:rPr>
+          <w:rFonts w:ascii="Times New Roman" w:hAnsi="Times New Roman"/>
+          <w:b w:val="1"/>
+          <w:sz w:val="28"/>
+        </w:rPr>
+      </w:pPr>
+    </w:p>
+    <w:p>
+      <w:pPr>
+        <w:rPr>
+          <w:rFonts w:ascii="Times New Roman" w:hAnsi="Times New Roman"/>
+          <w:b w:val="1"/>
+          <w:sz w:val="28"/>
+        </w:rPr>
+      </w:pPr>
+    </w:p>
+    <w:p>
+      <w:pPr>
+        <w:rPr>
+          <w:rFonts w:ascii="Times New Roman" w:hAnsi="Times New Roman"/>
+          <w:b w:val="1"/>
+          <w:sz w:val="28"/>
+        </w:rPr>
+      </w:pPr>
+    </w:p>
+    <w:p>
+      <w:pPr>
+        <w:rPr>
+          <w:rFonts w:ascii="Times New Roman" w:hAnsi="Times New Roman"/>
+          <w:b w:val="1"/>
+          <w:sz w:val="28"/>
+        </w:rPr>
+      </w:pPr>
+    </w:p>
+    <w:p>
+      <w:pPr>
+        <w:rPr>
+          <w:rFonts w:ascii="Times New Roman" w:hAnsi="Times New Roman"/>
+          <w:b w:val="1"/>
+          <w:sz w:val="28"/>
+        </w:rPr>
+      </w:pPr>
+    </w:p>
+    <w:p>
+      <w:pPr>
+        <w:rPr>
+          <w:rFonts w:ascii="Times New Roman" w:hAnsi="Times New Roman"/>
+          <w:b w:val="1"/>
+          <w:sz w:val="28"/>
+        </w:rPr>
+      </w:pPr>
+    </w:p>
+    <w:p>
+      <w:pPr>
+        <w:rPr>
+          <w:rFonts w:ascii="Times New Roman" w:hAnsi="Times New Roman"/>
+          <w:b w:val="1"/>
+          <w:sz w:val="28"/>
+        </w:rPr>
+      </w:pPr>
+    </w:p>
+    <w:p>
+      <w:pPr>
+        <w:rPr>
+          <w:rFonts w:ascii="Times New Roman" w:hAnsi="Times New Roman"/>
+          <w:b w:val="1"/>
+          <w:sz w:val="28"/>
+        </w:rPr>
+      </w:pPr>
+    </w:p>
+    <w:p>
+      <w:pPr>
+        <w:rPr>
+          <w:rFonts w:ascii="Times New Roman" w:hAnsi="Times New Roman"/>
+          <w:b w:val="1"/>
+          <w:sz w:val="28"/>
+        </w:rPr>
+      </w:pPr>
+    </w:p>
+    <w:p>
+      <w:pPr>
+        <w:rPr>
+          <w:rFonts w:ascii="Times New Roman" w:hAnsi="Times New Roman"/>
+          <w:b w:val="1"/>
+          <w:sz w:val="28"/>
+        </w:rPr>
+      </w:pPr>
+      <w:r>
+        <w:rPr>
+          <w:rFonts w:ascii="Times New Roman" w:hAnsi="Times New Roman"/>
+          <w:b w:val="1"/>
+          <w:sz w:val="28"/>
+        </w:rPr>
+        <w:t>СОДЕРЖАНИЕ</w:t>
+      </w:r>
+    </w:p>
+    <w:p>
+      <w:pPr>
+        <w:rPr>
+          <w:rFonts w:ascii="Times New Roman" w:hAnsi="Times New Roman"/>
+          <w:sz w:val="28"/>
+        </w:rPr>
+      </w:pPr>
+      <w:r>
+        <w:rPr>
+          <w:rFonts w:ascii="Times New Roman" w:hAnsi="Times New Roman"/>
+          <w:sz w:val="28"/>
+        </w:rPr>
+        <w:t>Введение ...............................................................................................................3-5</w:t>
+      </w:r>
+    </w:p>
+    <w:p>
+      <w:pPr>
+        <w:rPr>
+          <w:rFonts w:ascii="Times New Roman" w:hAnsi="Times New Roman"/>
+          <w:sz w:val="28"/>
+        </w:rPr>
+      </w:pPr>
+      <w:r>
+        <w:rPr>
+          <w:rFonts w:ascii="Times New Roman" w:hAnsi="Times New Roman"/>
+          <w:sz w:val="28"/>
+        </w:rPr>
+        <w:t>1. Методика проведения эксперимента .............................................................5</w:t>
+      </w:r>
+    </w:p>
+    <w:p>
+      <w:pPr>
+        <w:rPr>
+          <w:rFonts w:ascii="Times New Roman" w:hAnsi="Times New Roman"/>
+          <w:sz w:val="28"/>
+        </w:rPr>
+      </w:pPr>
+      <w:r>
+        <w:rPr>
+          <w:rFonts w:ascii="Times New Roman" w:hAnsi="Times New Roman"/>
+          <w:sz w:val="28"/>
+        </w:rPr>
+        <w:t>2. Методика определения геометрических параметров шва .............................6</w:t>
+      </w:r>
+    </w:p>
+    <w:p>
+      <w:pPr>
+        <w:rPr>
+          <w:rFonts w:ascii="Times New Roman" w:hAnsi="Times New Roman"/>
+          <w:sz w:val="28"/>
+        </w:rPr>
+      </w:pPr>
+      <w:r>
+        <w:rPr>
+          <w:rFonts w:ascii="Times New Roman" w:hAnsi="Times New Roman"/>
+          <w:sz w:val="28"/>
+        </w:rPr>
+        <w:t>3. Проведение испытаний и обработка результатов исследования ...............7-9</w:t>
+      </w:r>
+    </w:p>
+    <w:p>
+      <w:pPr>
+        <w:rPr>
+          <w:rFonts w:ascii="Times New Roman" w:hAnsi="Times New Roman"/>
+          <w:sz w:val="28"/>
+        </w:rPr>
+      </w:pPr>
+      <w:r>
+        <w:rPr>
+          <w:rFonts w:ascii="Times New Roman" w:hAnsi="Times New Roman"/>
+          <w:sz w:val="28"/>
+        </w:rPr>
+        <w:t>Заключение ............................................................................................................9</w:t>
+      </w:r>
+    </w:p>
+    <w:p>
+      <w:pPr>
         <w:pStyle w:val="Style_2"/>
-        <w:numPr>
-          <w:ilvl w:val="0"/>
-          <w:numId w:val="1"/>
-        </w:numPr>
-        <w:ind/>
-        <w:jc w:val="center"/>
+        <w:ind/>
+        <w:jc w:val="left"/>
+        <w:rPr>
+          <w:rFonts w:ascii="Times New Roman" w:hAnsi="Times New Roman"/>
+          <w:b w:val="0"/>
+          <w:sz w:val="28"/>
+        </w:rPr>
+      </w:pPr>
+      <w:r>
+        <w:rPr>
+          <w:rFonts w:ascii="Times New Roman" w:hAnsi="Times New Roman"/>
+          <w:sz w:val="28"/>
+        </w:rPr>
+        <w:t>Список использованной литературы .............................................................</w:t>
+      </w:r>
+      <w:r>
+        <w:rPr>
+          <w:rFonts w:ascii="Times New Roman" w:hAnsi="Times New Roman"/>
+          <w:b w:val="0"/>
+          <w:sz w:val="28"/>
+        </w:rPr>
+        <w:t>10-11</w:t>
+      </w:r>
+    </w:p>
+    <w:p>
+      <w:pPr>
+        <w:pStyle w:val="Style_2"/>
+        <w:ind/>
+        <w:jc w:val="left"/>
+        <w:rPr>
+          <w:rFonts w:ascii="Times New Roman" w:hAnsi="Times New Roman"/>
+          <w:b w:val="1"/>
+          <w:sz w:val="28"/>
+        </w:rPr>
+      </w:pPr>
+    </w:p>
+    <w:p>
+      <w:pPr>
+        <w:pStyle w:val="Style_2"/>
+        <w:ind/>
+        <w:jc w:val="left"/>
+        <w:rPr>
+          <w:rFonts w:ascii="Times New Roman" w:hAnsi="Times New Roman"/>
+          <w:b w:val="1"/>
+          <w:sz w:val="28"/>
+        </w:rPr>
+      </w:pPr>
+    </w:p>
+    <w:p>
+      <w:pPr>
+        <w:pStyle w:val="Style_2"/>
+        <w:ind/>
+        <w:jc w:val="left"/>
+        <w:rPr>
+          <w:rFonts w:ascii="Times New Roman" w:hAnsi="Times New Roman"/>
+          <w:b w:val="1"/>
+          <w:sz w:val="28"/>
+        </w:rPr>
+      </w:pPr>
+    </w:p>
+    <w:p>
+      <w:pPr>
+        <w:pStyle w:val="Style_2"/>
+        <w:ind/>
+        <w:jc w:val="left"/>
+        <w:rPr>
+          <w:rFonts w:ascii="Times New Roman" w:hAnsi="Times New Roman"/>
+          <w:b w:val="1"/>
+          <w:sz w:val="28"/>
+        </w:rPr>
+      </w:pPr>
+    </w:p>
+    <w:p>
+      <w:pPr>
+        <w:pStyle w:val="Style_2"/>
+        <w:ind/>
+        <w:jc w:val="left"/>
+        <w:rPr>
+          <w:rFonts w:ascii="Times New Roman" w:hAnsi="Times New Roman"/>
+          <w:b w:val="1"/>
+          <w:sz w:val="28"/>
+        </w:rPr>
+      </w:pPr>
+    </w:p>
+    <w:p>
+      <w:pPr>
+        <w:pStyle w:val="Style_2"/>
+        <w:ind/>
+        <w:jc w:val="left"/>
+        <w:rPr>
+          <w:rFonts w:ascii="Times New Roman" w:hAnsi="Times New Roman"/>
+          <w:b w:val="1"/>
+          <w:sz w:val="28"/>
+        </w:rPr>
+      </w:pPr>
+    </w:p>
+    <w:p>
+      <w:pPr>
+        <w:pStyle w:val="Style_2"/>
+        <w:ind/>
+        <w:jc w:val="left"/>
+        <w:rPr>
+          <w:rFonts w:ascii="Times New Roman" w:hAnsi="Times New Roman"/>
+          <w:b w:val="1"/>
+          <w:sz w:val="28"/>
+        </w:rPr>
+      </w:pPr>
+    </w:p>
+    <w:p>
+      <w:pPr>
+        <w:pStyle w:val="Style_2"/>
+        <w:ind/>
+        <w:jc w:val="left"/>
+        <w:rPr>
+          <w:rFonts w:ascii="Times New Roman" w:hAnsi="Times New Roman"/>
+          <w:b w:val="1"/>
+          <w:sz w:val="28"/>
+        </w:rPr>
+      </w:pPr>
+    </w:p>
+    <w:p>
+      <w:pPr>
+        <w:pStyle w:val="Style_2"/>
+        <w:ind/>
+        <w:jc w:val="left"/>
+        <w:rPr>
+          <w:rFonts w:ascii="Times New Roman" w:hAnsi="Times New Roman"/>
+          <w:b w:val="1"/>
+          <w:sz w:val="28"/>
+        </w:rPr>
+      </w:pPr>
+    </w:p>
+    <w:p>
+      <w:pPr>
+        <w:pStyle w:val="Style_2"/>
+        <w:ind/>
+        <w:jc w:val="left"/>
+        <w:rPr>
+          <w:rFonts w:ascii="Times New Roman" w:hAnsi="Times New Roman"/>
+          <w:b w:val="1"/>
+          <w:sz w:val="28"/>
+        </w:rPr>
+      </w:pPr>
+    </w:p>
+    <w:p>
+      <w:pPr>
+        <w:pStyle w:val="Style_2"/>
+        <w:ind/>
+        <w:jc w:val="left"/>
+        <w:rPr>
+          <w:rFonts w:ascii="Times New Roman" w:hAnsi="Times New Roman"/>
+          <w:b w:val="1"/>
+          <w:sz w:val="28"/>
+        </w:rPr>
+      </w:pPr>
+    </w:p>
+    <w:p>
+      <w:pPr>
+        <w:pStyle w:val="Style_2"/>
+        <w:ind/>
+        <w:jc w:val="left"/>
+        <w:rPr>
+          <w:rFonts w:ascii="Times New Roman" w:hAnsi="Times New Roman"/>
+          <w:b w:val="1"/>
+          <w:sz w:val="28"/>
+        </w:rPr>
+      </w:pPr>
+    </w:p>
+    <w:p>
+      <w:pPr>
+        <w:pStyle w:val="Style_2"/>
+        <w:ind/>
+        <w:jc w:val="left"/>
+        <w:rPr>
+          <w:rFonts w:ascii="Times New Roman" w:hAnsi="Times New Roman"/>
+          <w:b w:val="1"/>
+          <w:sz w:val="28"/>
+        </w:rPr>
+      </w:pPr>
+    </w:p>
+    <w:p>
+      <w:pPr>
+        <w:pStyle w:val="Style_2"/>
+        <w:ind/>
+        <w:jc w:val="left"/>
+        <w:rPr>
+          <w:rFonts w:ascii="Times New Roman" w:hAnsi="Times New Roman"/>
+          <w:b w:val="1"/>
+          <w:sz w:val="28"/>
+        </w:rPr>
+      </w:pPr>
+    </w:p>
+    <w:p>
+      <w:pPr>
+        <w:pStyle w:val="Style_2"/>
+        <w:ind/>
+        <w:jc w:val="left"/>
+        <w:rPr>
+          <w:rFonts w:ascii="Times New Roman" w:hAnsi="Times New Roman"/>
+          <w:b w:val="1"/>
+          <w:sz w:val="28"/>
+        </w:rPr>
+      </w:pPr>
+    </w:p>
+    <w:p>
+      <w:pPr>
+        <w:pStyle w:val="Style_2"/>
+        <w:ind/>
+        <w:jc w:val="left"/>
+        <w:rPr>
+          <w:rFonts w:ascii="Times New Roman" w:hAnsi="Times New Roman"/>
+          <w:b w:val="1"/>
+          <w:sz w:val="28"/>
+        </w:rPr>
+      </w:pPr>
+    </w:p>
+    <w:p>
+      <w:pPr>
+        <w:pStyle w:val="Style_2"/>
+        <w:ind/>
+        <w:jc w:val="left"/>
+        <w:rPr>
+          <w:rFonts w:ascii="Times New Roman" w:hAnsi="Times New Roman"/>
+          <w:b w:val="1"/>
+          <w:sz w:val="28"/>
+        </w:rPr>
+      </w:pPr>
+    </w:p>
+    <w:p>
+      <w:pPr>
+        <w:pStyle w:val="Style_2"/>
+        <w:ind/>
+        <w:jc w:val="left"/>
+        <w:rPr>
+          <w:rFonts w:ascii="Times New Roman" w:hAnsi="Times New Roman"/>
+          <w:b w:val="1"/>
+          <w:sz w:val="28"/>
+        </w:rPr>
+      </w:pPr>
+    </w:p>
+    <w:p>
+      <w:pPr>
+        <w:pStyle w:val="Style_2"/>
+        <w:ind/>
+        <w:jc w:val="left"/>
+        <w:rPr>
+          <w:rFonts w:ascii="Times New Roman" w:hAnsi="Times New Roman"/>
+          <w:b w:val="1"/>
+          <w:sz w:val="28"/>
+        </w:rPr>
+      </w:pPr>
+    </w:p>
+    <w:p>
+      <w:pPr>
+        <w:pStyle w:val="Style_2"/>
+        <w:ind/>
+        <w:jc w:val="left"/>
+        <w:rPr>
+          <w:rFonts w:ascii="Times New Roman" w:hAnsi="Times New Roman"/>
+          <w:b w:val="1"/>
+          <w:sz w:val="28"/>
+        </w:rPr>
+      </w:pPr>
+    </w:p>
+    <w:p>
+      <w:pPr>
+        <w:pStyle w:val="Style_2"/>
+        <w:ind/>
+        <w:jc w:val="left"/>
+        <w:rPr>
+          <w:rFonts w:ascii="Times New Roman" w:hAnsi="Times New Roman"/>
+          <w:b w:val="1"/>
+          <w:sz w:val="28"/>
+        </w:rPr>
+      </w:pPr>
+    </w:p>
+    <w:p>
+      <w:pPr>
+        <w:pStyle w:val="Style_2"/>
+        <w:ind/>
+        <w:jc w:val="left"/>
+        <w:rPr>
+          <w:rFonts w:ascii="Times New Roman" w:hAnsi="Times New Roman"/>
+          <w:b w:val="1"/>
+          <w:sz w:val="28"/>
+        </w:rPr>
+      </w:pPr>
+      <w:r>
+        <w:rPr>
+          <w:rFonts w:ascii="Times New Roman" w:hAnsi="Times New Roman"/>
+          <w:b w:val="1"/>
+          <w:sz w:val="28"/>
+        </w:rPr>
+        <w:t>Введение</w:t>
+      </w:r>
+    </w:p>
+    <w:p>
+      <w:pPr>
+        <w:pStyle w:val="Style_2"/>
+        <w:ind/>
+        <w:jc w:val="left"/>
+        <w:rPr>
+          <w:rFonts w:ascii="Times New Roman" w:hAnsi="Times New Roman"/>
+          <w:sz w:val="28"/>
+        </w:rPr>
+      </w:pPr>
+    </w:p>
+    <w:p>
+      <w:pPr>
+        <w:pStyle w:val="Style_2"/>
+        <w:ind/>
+        <w:jc w:val="left"/>
+        <w:rPr>
+          <w:rFonts w:ascii="Times New Roman" w:hAnsi="Times New Roman"/>
+          <w:b w:val="0"/>
+          <w:sz w:val="28"/>
+        </w:rPr>
+      </w:pPr>
+      <w:r>
+        <w:rPr>
+          <w:rFonts w:ascii="Times New Roman" w:hAnsi="Times New Roman"/>
+          <w:b w:val="0"/>
+          <w:sz w:val="28"/>
+        </w:rPr>
+        <w:t>Актуальность исследования</w:t>
+      </w:r>
+    </w:p>
+    <w:p>
+      <w:pPr>
+        <w:pStyle w:val="Style_2"/>
+        <w:ind/>
+        <w:jc w:val="left"/>
+        <w:rPr>
+          <w:rFonts w:ascii="Times New Roman" w:hAnsi="Times New Roman"/>
+          <w:sz w:val="28"/>
+        </w:rPr>
+      </w:pPr>
+    </w:p>
+    <w:p>
+      <w:pPr>
+        <w:pStyle w:val="Style_2"/>
+        <w:ind/>
+        <w:jc w:val="left"/>
+        <w:rPr>
+          <w:rFonts w:ascii="Times New Roman" w:hAnsi="Times New Roman"/>
+          <w:sz w:val="28"/>
+        </w:rPr>
+      </w:pPr>
+      <w:r>
+        <w:rPr>
+          <w:rFonts w:ascii="Times New Roman" w:hAnsi="Times New Roman"/>
+          <w:sz w:val="28"/>
+        </w:rPr>
+        <w:t>Сварка плавящимся электродом в защитных газах (MIG/MAG) — один из ключевых процессов в современном машиностроении, строительстве и энергетике. Качество сварных соединений напрямую определяет надёжность конструкций, а эффективность процесса — экономические показатели производства. В условиях растущих требований к качеству и необходимости снижения себестоимости, оптимизация режимов сварки приобретает особую значимость.</w:t>
+      </w:r>
+    </w:p>
+    <w:p>
+      <w:pPr>
+        <w:pStyle w:val="Style_2"/>
+        <w:ind/>
+        <w:jc w:val="left"/>
+        <w:rPr>
+          <w:rFonts w:ascii="Times New Roman" w:hAnsi="Times New Roman"/>
+          <w:sz w:val="28"/>
+        </w:rPr>
+      </w:pPr>
+    </w:p>
+    <w:p>
+      <w:pPr>
+        <w:pStyle w:val="Style_2"/>
+        <w:ind/>
+        <w:jc w:val="left"/>
+        <w:rPr>
+          <w:rFonts w:ascii="Times New Roman" w:hAnsi="Times New Roman"/>
+          <w:sz w:val="28"/>
+        </w:rPr>
+      </w:pPr>
+      <w:r>
+        <w:rPr>
+          <w:rFonts w:ascii="Times New Roman" w:hAnsi="Times New Roman"/>
+          <w:sz w:val="28"/>
+        </w:rPr>
+        <w:t>Проблема потерь металла при сварке остаётся одной из наиболее острых. Угар легирующих элементов и разбрызгивание электродной проволоки приводят к перерасходу материалов, увеличению трудоемкости последующей обработки и снижению производительности. При серийном производстве даже незначительное снижение потерь даёт существенный экономический эффект.</w:t>
+      </w:r>
+    </w:p>
+    <w:p>
+      <w:pPr>
+        <w:pStyle w:val="Style_2"/>
+        <w:ind/>
+        <w:jc w:val="left"/>
+        <w:rPr>
+          <w:rFonts w:ascii="Times New Roman" w:hAnsi="Times New Roman"/>
+          <w:sz w:val="28"/>
+        </w:rPr>
+      </w:pPr>
+    </w:p>
+    <w:p>
+      <w:pPr>
+        <w:pStyle w:val="Style_2"/>
+        <w:ind/>
+        <w:jc w:val="left"/>
+        <w:rPr>
+          <w:rFonts w:ascii="Times New Roman" w:hAnsi="Times New Roman"/>
+          <w:sz w:val="28"/>
+        </w:rPr>
+      </w:pPr>
+      <w:r>
+        <w:rPr>
+          <w:rFonts w:ascii="Times New Roman" w:hAnsi="Times New Roman"/>
+          <w:sz w:val="28"/>
+        </w:rPr>
+        <w:t>Состав защитной смеси (традиционно Ar + CO2, где доля CO2 варьируется в пределах 8–25%) определяет баланс между качеством шва и технологическими потерями. Увеличение CO2 улучшает провар, но усиливает разбрызгивание и угар; снижение — уменьшает потери, но ухудшает формообразование шва. Поиск оптимального состава — важная научно-практическая задача.</w:t>
+      </w:r>
+    </w:p>
+    <w:p>
+      <w:pPr>
+        <w:pStyle w:val="Style_2"/>
+        <w:ind/>
+        <w:jc w:val="left"/>
+        <w:rPr>
+          <w:rFonts w:ascii="Times New Roman" w:hAnsi="Times New Roman"/>
+          <w:sz w:val="28"/>
+        </w:rPr>
+      </w:pPr>
+    </w:p>
+    <w:p>
+      <w:pPr>
+        <w:pStyle w:val="Style_2"/>
+        <w:ind/>
+        <w:jc w:val="left"/>
+        <w:rPr>
+          <w:rFonts w:ascii="Times New Roman" w:hAnsi="Times New Roman"/>
+          <w:sz w:val="28"/>
+        </w:rPr>
+      </w:pPr>
+      <w:r>
+        <w:rPr>
+          <w:rFonts w:ascii="Times New Roman" w:hAnsi="Times New Roman"/>
+          <w:sz w:val="28"/>
+        </w:rPr>
+        <w:t>Двухструйная газовая защита — перспективное, но недостаточно изученное направление. Раздельная подача газовых потоков теоретически позволяет эффективнее защищать сварочную ванну, снижать турбулентность и, как следствие, уменьшать потери металла. Однако её влияние на геометрические параметры шва и стабильность процесса требует экспериментального подтверждения.</w:t>
+      </w:r>
+    </w:p>
+    <w:p>
+      <w:pPr>
+        <w:pStyle w:val="Style_2"/>
+        <w:ind/>
+        <w:jc w:val="left"/>
+        <w:rPr>
+          <w:rFonts w:ascii="Times New Roman" w:hAnsi="Times New Roman"/>
+          <w:sz w:val="28"/>
+        </w:rPr>
+      </w:pPr>
+    </w:p>
+    <w:p>
+      <w:pPr>
+        <w:pStyle w:val="Style_2"/>
+        <w:ind/>
+        <w:jc w:val="left"/>
+        <w:rPr>
+          <w:rFonts w:ascii="Times New Roman" w:hAnsi="Times New Roman"/>
+          <w:sz w:val="28"/>
+        </w:rPr>
+      </w:pPr>
+      <w:r>
+        <w:rPr>
+          <w:rFonts w:ascii="Times New Roman" w:hAnsi="Times New Roman"/>
+          <w:sz w:val="28"/>
+        </w:rPr>
+        <w:t>Положение горелки (PG, PB, PF и др.) существенно влияет на перенос электродного металла и геометрию шва, что требует корректировки режимов при переходе между пространственными положениями.</w:t>
+      </w:r>
+    </w:p>
+    <w:p>
+      <w:pPr>
+        <w:pStyle w:val="Style_2"/>
+        <w:ind/>
+        <w:jc w:val="left"/>
+        <w:rPr>
+          <w:rFonts w:ascii="Times New Roman" w:hAnsi="Times New Roman"/>
+          <w:sz w:val="28"/>
+        </w:rPr>
+      </w:pPr>
+    </w:p>
+    <w:p>
+      <w:pPr>
+        <w:pStyle w:val="Style_2"/>
+        <w:ind/>
+        <w:jc w:val="left"/>
+        <w:rPr>
+          <w:rFonts w:ascii="Times New Roman" w:hAnsi="Times New Roman"/>
+          <w:sz w:val="28"/>
+        </w:rPr>
+      </w:pPr>
+      <w:r>
+        <w:rPr>
+          <w:rFonts w:ascii="Times New Roman" w:hAnsi="Times New Roman"/>
+          <w:sz w:val="28"/>
+        </w:rPr>
+        <w:t>Автоматизация сварочного производства предъявляет повышенные требования к стабильности процесса, включая параметры газовой защиты, что делает оптимизацию режимов необходимым условием для эффективного перехода от ручной к механизированной сварке.</w:t>
+      </w:r>
+    </w:p>
+    <w:p>
+      <w:pPr>
+        <w:pStyle w:val="Style_2"/>
+        <w:ind/>
+        <w:jc w:val="left"/>
+        <w:rPr>
+          <w:rFonts w:ascii="Times New Roman" w:hAnsi="Times New Roman"/>
+          <w:sz w:val="28"/>
+        </w:rPr>
+      </w:pPr>
+      <w:r>
+        <w:rPr>
+          <w:rFonts w:ascii="Times New Roman" w:hAnsi="Times New Roman"/>
+          <w:sz w:val="28"/>
+        </w:rPr>
+        <w:t>Таким образом, актуальность исследования обусловлена необходимостью:</w:t>
+      </w:r>
+    </w:p>
+    <w:p>
+      <w:pPr>
+        <w:pStyle w:val="Style_2"/>
+        <w:ind/>
+        <w:jc w:val="left"/>
+        <w:rPr>
+          <w:rFonts w:ascii="Times New Roman" w:hAnsi="Times New Roman"/>
+          <w:sz w:val="28"/>
+        </w:rPr>
+      </w:pPr>
+      <w:r>
+        <w:rPr>
+          <w:rFonts w:ascii="Times New Roman" w:hAnsi="Times New Roman"/>
+          <w:sz w:val="28"/>
+        </w:rPr>
+        <w:t>- повышения экономической эффективности за счёт снижения потерь металла;</w:t>
+      </w:r>
+    </w:p>
+    <w:p>
+      <w:pPr>
+        <w:pStyle w:val="Style_2"/>
+        <w:ind/>
+        <w:jc w:val="left"/>
+        <w:rPr>
+          <w:rFonts w:ascii="Times New Roman" w:hAnsi="Times New Roman"/>
+          <w:sz w:val="28"/>
+        </w:rPr>
+      </w:pPr>
+      <w:r>
+        <w:rPr>
+          <w:rFonts w:ascii="Times New Roman" w:hAnsi="Times New Roman"/>
+          <w:sz w:val="28"/>
+        </w:rPr>
+        <w:t>- обеспечения стабильного качества швов в различных пространственных положениях;</w:t>
+      </w:r>
+    </w:p>
+    <w:p>
+      <w:pPr>
+        <w:pStyle w:val="Style_2"/>
+        <w:ind/>
+        <w:jc w:val="left"/>
+        <w:rPr>
+          <w:rFonts w:ascii="Times New Roman" w:hAnsi="Times New Roman"/>
+          <w:sz w:val="28"/>
+        </w:rPr>
+      </w:pPr>
+      <w:r>
+        <w:rPr>
+          <w:rFonts w:ascii="Times New Roman" w:hAnsi="Times New Roman"/>
+          <w:sz w:val="28"/>
+        </w:rPr>
+        <w:t>- разработки научно обоснованных рекомендаций по выбору составов защитных газов;</w:t>
+      </w:r>
+    </w:p>
+    <w:p>
+      <w:pPr>
+        <w:pStyle w:val="Style_2"/>
+        <w:ind/>
+        <w:jc w:val="left"/>
+        <w:rPr>
+          <w:rFonts w:ascii="Times New Roman" w:hAnsi="Times New Roman"/>
+          <w:sz w:val="28"/>
+        </w:rPr>
+      </w:pPr>
+      <w:r>
+        <w:rPr>
+          <w:rFonts w:ascii="Times New Roman" w:hAnsi="Times New Roman"/>
+          <w:sz w:val="28"/>
+        </w:rPr>
+        <w:t>- изучения влияния двухструйной газовой защиты на формирование шва;</w:t>
+      </w:r>
+    </w:p>
+    <w:p>
+      <w:pPr>
+        <w:pStyle w:val="Style_2"/>
+        <w:ind/>
+        <w:jc w:val="left"/>
+        <w:rPr>
+          <w:rFonts w:ascii="Times New Roman" w:hAnsi="Times New Roman"/>
+          <w:sz w:val="28"/>
+        </w:rPr>
+      </w:pPr>
+      <w:r>
+        <w:rPr>
+          <w:rFonts w:ascii="Times New Roman" w:hAnsi="Times New Roman"/>
+          <w:sz w:val="28"/>
+        </w:rPr>
+        <w:t>- создания технологической базы для перехода к автоматической сварке.</w:t>
+      </w:r>
+    </w:p>
+    <w:p>
+      <w:pPr>
+        <w:pStyle w:val="Style_2"/>
+        <w:ind/>
+        <w:jc w:val="left"/>
+        <w:rPr>
+          <w:rFonts w:ascii="Times New Roman" w:hAnsi="Times New Roman"/>
+          <w:sz w:val="28"/>
+        </w:rPr>
+      </w:pPr>
+      <w:r>
+        <w:rPr>
+          <w:rFonts w:ascii="Times New Roman" w:hAnsi="Times New Roman"/>
+          <w:sz w:val="28"/>
+        </w:rPr>
+        <w:t>Решение этих задач позволит повысить конкурентоспособность сварочного производства и обеспечить выпуск продукции, соответствующей современным требованиям качества.</w:t>
+      </w:r>
+    </w:p>
+    <w:p/>
+    <w:p>
+      <w:pPr>
+        <w:rPr>
+          <w:rFonts w:ascii="Times New Roman" w:hAnsi="Times New Roman"/>
+          <w:b w:val="1"/>
+          <w:sz w:val="28"/>
+        </w:rPr>
+      </w:pPr>
+      <w:r>
+        <w:rPr>
+          <w:rFonts w:ascii="Times New Roman" w:hAnsi="Times New Roman"/>
+          <w:b w:val="1"/>
+          <w:sz w:val="28"/>
+        </w:rPr>
+        <w:t>Цель и задачи исследования</w:t>
+      </w:r>
+    </w:p>
+    <w:p>
+      <w:pPr>
+        <w:rPr>
+          <w:rFonts w:ascii="Times New Roman" w:hAnsi="Times New Roman"/>
+          <w:b w:val="1"/>
+          <w:sz w:val="28"/>
+        </w:rPr>
+      </w:pPr>
+      <w:r>
+        <w:rPr>
+          <w:rFonts w:ascii="Times New Roman" w:hAnsi="Times New Roman"/>
+          <w:b w:val="1"/>
+          <w:sz w:val="28"/>
+        </w:rPr>
+        <w:t>Цель работы:</w:t>
+      </w:r>
+    </w:p>
+    <w:p>
+      <w:pPr>
+        <w:rPr>
+          <w:rFonts w:ascii="Times New Roman" w:hAnsi="Times New Roman"/>
+          <w:sz w:val="28"/>
+        </w:rPr>
+      </w:pPr>
+      <w:r>
+        <w:rPr>
+          <w:rFonts w:ascii="Times New Roman" w:hAnsi="Times New Roman"/>
+          <w:sz w:val="28"/>
+        </w:rPr>
+        <w:t>Исследование влияния типа газовой защиты (традиционная одноструйная и двухструйная), состава защитной газовой смеси и пространственного положения сварочной горелки на геометрические параметры и качество формирования сварного шва при сварке плавящимся электродом, с целью определения оптимальных технологических режимов, минимизирующих потери металла на угар и разбрызгивание.</w:t>
+      </w:r>
+    </w:p>
+    <w:p>
+      <w:pPr>
+        <w:rPr>
+          <w:rFonts w:ascii="Times New Roman" w:hAnsi="Times New Roman"/>
+          <w:b w:val="1"/>
+          <w:sz w:val="28"/>
+        </w:rPr>
+      </w:pPr>
+      <w:r>
+        <w:rPr>
+          <w:rFonts w:ascii="Times New Roman" w:hAnsi="Times New Roman"/>
+          <w:b w:val="1"/>
+          <w:sz w:val="28"/>
+        </w:rPr>
+        <w:t>Задачи исследования:</w:t>
+      </w:r>
+    </w:p>
+    <w:p>
+      <w:pPr>
+        <w:rPr>
+          <w:rFonts w:ascii="Times New Roman" w:hAnsi="Times New Roman"/>
+          <w:sz w:val="28"/>
+        </w:rPr>
+      </w:pPr>
+      <w:r>
+        <w:rPr>
+          <w:rFonts w:ascii="Times New Roman" w:hAnsi="Times New Roman"/>
+          <w:sz w:val="28"/>
+        </w:rPr>
+        <w:t>Провести экспериментальную наплавку валиков на образцах из стали 45 (толщиной 2 мм) сварочной проволокой Св-08Г2С (диаметром 1,2 мм) в среде смеси газов Ar + CO₂, варьируя тип газовой защиты (одноструйная и двухструйная) и расход защитного газа.</w:t>
+      </w:r>
+    </w:p>
+    <w:p>
+      <w:pPr>
+        <w:rPr>
+          <w:rFonts w:ascii="Times New Roman" w:hAnsi="Times New Roman"/>
+          <w:sz w:val="28"/>
+        </w:rPr>
+      </w:pPr>
+      <w:r>
+        <w:rPr>
+          <w:rFonts w:ascii="Times New Roman" w:hAnsi="Times New Roman"/>
+          <w:sz w:val="28"/>
+        </w:rPr>
+        <w:t>Выполнить макроструктурный анализ полученных сварных соединений: изготовить поперечные макрошлифы, протравить их хлоридом железа (III) и с использованием цифрового микроскопа (Olympus GX41 SC30) оцифровать и измерить основные геометрические параметры шва (ширину шва, глубину провара, высоту усиления/выпуклость, катет шва).</w:t>
+      </w:r>
+    </w:p>
+    <w:p>
+      <w:pPr>
+        <w:rPr>
+          <w:rFonts w:ascii="Times New Roman" w:hAnsi="Times New Roman"/>
+          <w:sz w:val="28"/>
+        </w:rPr>
+      </w:pPr>
+      <w:r>
+        <w:rPr>
+          <w:rFonts w:ascii="Times New Roman" w:hAnsi="Times New Roman"/>
+          <w:sz w:val="28"/>
+        </w:rPr>
+        <w:t>Исследовать и систематизировать влияние процентного содержания компонентов в защитной газовой смеси, а также пространственного положения сварочной горелки (положения PG, PB, PF) на формообразование неразъемного соединения.</w:t>
+      </w:r>
+    </w:p>
+    <w:p>
+      <w:pPr>
+        <w:rPr>
+          <w:rFonts w:ascii="Times New Roman" w:hAnsi="Times New Roman"/>
+          <w:sz w:val="28"/>
+        </w:rPr>
+      </w:pPr>
+      <w:r>
+        <w:rPr>
+          <w:rFonts w:ascii="Times New Roman" w:hAnsi="Times New Roman"/>
+          <w:sz w:val="28"/>
+        </w:rPr>
+        <w:t>Сравнить результаты ручной дуговой и автоматической сварки, выявить закономерности изменения геометрических параметров и обосновать выбор оптимального состава защитной газовой смеси для снижения дефектности и потерь металла при сварке.</w:t>
+      </w:r>
+    </w:p>
+    <w:p>
+      <w:pPr>
+        <w:pStyle w:val="Style_2"/>
+        <w:ind/>
+        <w:jc w:val="left"/>
+        <w:rPr>
+          <w:rFonts w:ascii="Times New Roman" w:hAnsi="Times New Roman"/>
+          <w:sz w:val="28"/>
+        </w:rPr>
+      </w:pPr>
+    </w:p>
+    <w:p>
+      <w:pPr>
+        <w:pStyle w:val="Style_3"/>
+        <w:ind/>
+        <w:jc w:val="left"/>
         <w:rPr>
           <w:rFonts w:ascii="Times New Roman" w:hAnsi="Times New Roman"/>
           <w:b w:val="1"/>
@@ -25,7 +1238,7 @@
           <w:color w:themeColor="text1" w:val="000000"/>
           <w:sz w:val="28"/>
         </w:rPr>
-        <w:t>Методика проведения эксперимента</w:t>
+        <w:t>1. Методика проведения эксперимента</w:t>
       </w:r>
     </w:p>
     <w:p/>
@@ -198,330 +1411,16 @@
       <w:pPr>
         <w:spacing w:line="360" w:lineRule="auto"/>
         <w:ind w:firstLine="851" w:left="0"/>
-        <w:jc w:val="both"/>
-        <w:rPr>
-          <w:rFonts w:ascii="Times New Roman" w:hAnsi="Times New Roman"/>
-          <w:sz w:val="28"/>
-        </w:rPr>
-      </w:pPr>
-      <w:r>
-        <w:rPr>
-          <w:rFonts w:ascii="Times New Roman" w:hAnsi="Times New Roman"/>
-          <w:sz w:val="28"/>
-        </w:rPr>
-        <w:t>В ходе исследования проводили наплавку валика выполняли сваркой с</w:t>
-      </w:r>
-      <w:r>
-        <w:rPr>
-          <w:rFonts w:ascii="Times New Roman" w:hAnsi="Times New Roman"/>
-          <w:sz w:val="28"/>
-        </w:rPr>
-        <w:t xml:space="preserve"> </w:t>
-      </w:r>
-      <w:r>
-        <w:rPr>
-          <w:rFonts w:ascii="Times New Roman" w:hAnsi="Times New Roman"/>
-          <w:sz w:val="28"/>
-        </w:rPr>
-        <w:t xml:space="preserve">традиционной (одноструйной) и с </w:t>
-      </w:r>
-      <w:r>
-        <w:rPr>
-          <w:rFonts w:ascii="Times New Roman" w:hAnsi="Times New Roman"/>
-          <w:sz w:val="28"/>
-        </w:rPr>
-        <w:t>двухструйной</w:t>
-      </w:r>
-      <w:r>
-        <w:rPr>
-          <w:rFonts w:ascii="Times New Roman" w:hAnsi="Times New Roman"/>
-          <w:sz w:val="28"/>
-        </w:rPr>
-        <w:t xml:space="preserve"> газовой защитой. Режим</w:t>
-      </w:r>
-      <w:r>
-        <w:rPr>
-          <w:rFonts w:ascii="Times New Roman" w:hAnsi="Times New Roman"/>
-          <w:sz w:val="28"/>
-        </w:rPr>
-        <w:t>ы</w:t>
-      </w:r>
-      <w:r>
-        <w:rPr>
-          <w:rFonts w:ascii="Times New Roman" w:hAnsi="Times New Roman"/>
-          <w:sz w:val="28"/>
-        </w:rPr>
-        <w:t xml:space="preserve"> сварки менялись по мере получения результатов, а именно проводя макроструктурный анализ образцов (швов).</w:t>
-      </w:r>
-    </w:p>
-    <w:p>
-      <w:pPr>
-        <w:ind w:firstLine="851" w:left="0"/>
-        <w:jc w:val="both"/>
-        <w:rPr>
-          <w:rFonts w:ascii="Times New Roman" w:hAnsi="Times New Roman"/>
-          <w:sz w:val="28"/>
-        </w:rPr>
-      </w:pPr>
-    </w:p>
-    <w:p>
-      <w:pPr>
-        <w:pStyle w:val="Style_2"/>
-        <w:numPr>
-          <w:ilvl w:val="0"/>
-          <w:numId w:val="1"/>
-        </w:numPr>
-        <w:spacing w:line="360" w:lineRule="auto"/>
-        <w:ind/>
-        <w:rPr>
-          <w:rFonts w:ascii="Times New Roman" w:hAnsi="Times New Roman"/>
-          <w:b w:val="1"/>
-          <w:color w:themeColor="text1" w:val="000000"/>
-          <w:sz w:val="28"/>
-        </w:rPr>
-      </w:pPr>
-      <w:r>
-        <w:rPr>
-          <w:rFonts w:ascii="Times New Roman" w:hAnsi="Times New Roman"/>
-          <w:b w:val="1"/>
-          <w:color w:themeColor="text1" w:val="000000"/>
-          <w:sz w:val="28"/>
-        </w:rPr>
-        <w:t>Методика определения геометрических параметров шва</w:t>
-      </w:r>
-    </w:p>
-    <w:p>
-      <w:pPr>
-        <w:spacing w:line="360" w:lineRule="auto"/>
-        <w:ind w:firstLine="851" w:left="0"/>
-        <w:rPr>
-          <w:rFonts w:ascii="Times New Roman" w:hAnsi="Times New Roman"/>
-          <w:sz w:val="28"/>
-        </w:rPr>
-      </w:pPr>
-      <w:r>
-        <w:rPr>
-          <w:rFonts w:ascii="Times New Roman" w:hAnsi="Times New Roman"/>
-          <w:sz w:val="28"/>
-        </w:rPr>
-        <w:t>Сущность методики определени</w:t>
-      </w:r>
-      <w:r>
-        <w:rPr>
-          <w:rFonts w:ascii="Times New Roman" w:hAnsi="Times New Roman"/>
-          <w:sz w:val="28"/>
-        </w:rPr>
-        <w:t xml:space="preserve">я геометрических параметров шва </w:t>
-      </w:r>
-      <w:r>
-        <w:rPr>
-          <w:rFonts w:ascii="Times New Roman" w:hAnsi="Times New Roman"/>
-          <w:sz w:val="28"/>
-        </w:rPr>
-        <w:t>заключается в том, что была выпол</w:t>
-      </w:r>
-      <w:r>
-        <w:rPr>
-          <w:rFonts w:ascii="Times New Roman" w:hAnsi="Times New Roman"/>
-          <w:sz w:val="28"/>
-        </w:rPr>
-        <w:t>нена наплавка валика</w:t>
-      </w:r>
-      <w:r>
-        <w:rPr>
-          <w:rFonts w:ascii="Times New Roman" w:hAnsi="Times New Roman"/>
-          <w:sz w:val="28"/>
-        </w:rPr>
-        <w:t>, с</w:t>
-      </w:r>
-      <w:r>
-        <w:rPr>
-          <w:rFonts w:ascii="Times New Roman" w:hAnsi="Times New Roman"/>
-          <w:sz w:val="28"/>
-        </w:rPr>
-        <w:t xml:space="preserve"> </w:t>
-      </w:r>
-      <w:r>
-        <w:rPr>
-          <w:rFonts w:ascii="Times New Roman" w:hAnsi="Times New Roman"/>
-          <w:sz w:val="28"/>
-        </w:rPr>
-        <w:t>различным расходом защитного га</w:t>
-      </w:r>
-      <w:r>
-        <w:rPr>
-          <w:rFonts w:ascii="Times New Roman" w:hAnsi="Times New Roman"/>
-          <w:sz w:val="28"/>
-        </w:rPr>
-        <w:t>за. После сварки каждый шов был подписан, далее образец был распилен</w:t>
-      </w:r>
-      <w:r>
-        <w:rPr>
-          <w:rFonts w:ascii="Times New Roman" w:hAnsi="Times New Roman"/>
-          <w:sz w:val="28"/>
-        </w:rPr>
-        <w:t xml:space="preserve"> поперек шва. На следующем этапе</w:t>
-      </w:r>
-      <w:r>
-        <w:rPr>
-          <w:rFonts w:ascii="Times New Roman" w:hAnsi="Times New Roman"/>
-          <w:sz w:val="28"/>
-        </w:rPr>
-        <w:t xml:space="preserve"> </w:t>
-      </w:r>
-      <w:r>
-        <w:rPr>
-          <w:rFonts w:ascii="Times New Roman" w:hAnsi="Times New Roman"/>
-          <w:sz w:val="28"/>
-        </w:rPr>
-        <w:t>исследуемый образец был отшлифован и протравлен</w:t>
-      </w:r>
-      <w:r>
-        <w:rPr>
-          <w:rFonts w:ascii="Times New Roman" w:hAnsi="Times New Roman"/>
-          <w:sz w:val="28"/>
-        </w:rPr>
-        <w:t xml:space="preserve"> хлоридом железа (</w:t>
-      </w:r>
-      <w:r>
-        <w:rPr>
-          <w:rFonts w:ascii="Times New Roman" w:hAnsi="Times New Roman"/>
-          <w:sz w:val="28"/>
-        </w:rPr>
-        <w:t>III</w:t>
-      </w:r>
-      <w:r>
-        <w:rPr>
-          <w:rFonts w:ascii="Times New Roman" w:hAnsi="Times New Roman"/>
-          <w:sz w:val="28"/>
-        </w:rPr>
-        <w:t>)</w:t>
-      </w:r>
-      <w:r>
-        <w:rPr>
-          <w:rFonts w:ascii="Times New Roman" w:hAnsi="Times New Roman"/>
-          <w:sz w:val="28"/>
-        </w:rPr>
-        <w:t xml:space="preserve">. В последствии образец </w:t>
-      </w:r>
-      <w:r>
-        <w:rPr>
-          <w:rFonts w:ascii="Times New Roman" w:hAnsi="Times New Roman"/>
-          <w:sz w:val="28"/>
-        </w:rPr>
-        <w:t xml:space="preserve">был сфотографирован и оцифрован через микроскоп, </w:t>
-      </w:r>
-      <w:r>
-        <w:rPr>
-          <w:rFonts w:ascii="Times New Roman" w:hAnsi="Times New Roman"/>
-          <w:sz w:val="28"/>
-        </w:rPr>
-        <w:t>получены растровые изображе</w:t>
-      </w:r>
-      <w:r>
-        <w:rPr>
-          <w:rFonts w:ascii="Times New Roman" w:hAnsi="Times New Roman"/>
-          <w:sz w:val="28"/>
-        </w:rPr>
-        <w:t>ния в формате .</w:t>
-      </w:r>
-      <w:r>
-        <w:rPr>
-          <w:rFonts w:ascii="Times New Roman" w:hAnsi="Times New Roman"/>
-          <w:sz w:val="28"/>
-        </w:rPr>
-        <w:t>jpg</w:t>
-      </w:r>
-      <w:r>
-        <w:rPr>
-          <w:rFonts w:ascii="Times New Roman" w:hAnsi="Times New Roman"/>
-          <w:sz w:val="28"/>
-        </w:rPr>
-        <w:t>. На основании</w:t>
-      </w:r>
-      <w:r>
-        <w:rPr>
-          <w:rFonts w:ascii="Times New Roman" w:hAnsi="Times New Roman"/>
-          <w:sz w:val="28"/>
-        </w:rPr>
-        <w:t xml:space="preserve"> известного</w:t>
-      </w:r>
-      <w:r>
-        <w:rPr>
-          <w:rFonts w:ascii="Times New Roman" w:hAnsi="Times New Roman"/>
-          <w:sz w:val="28"/>
-        </w:rPr>
-        <w:t xml:space="preserve"> </w:t>
-      </w:r>
-      <w:r>
-        <w:rPr>
-          <w:rFonts w:ascii="Times New Roman" w:hAnsi="Times New Roman"/>
-          <w:sz w:val="28"/>
-        </w:rPr>
-        <w:t>значения толщины материала, на который проводилась наплавка был получен</w:t>
-      </w:r>
-      <w:r>
-        <w:rPr>
-          <w:rFonts w:ascii="Times New Roman" w:hAnsi="Times New Roman"/>
-          <w:sz w:val="28"/>
-        </w:rPr>
-        <w:t xml:space="preserve"> </w:t>
-      </w:r>
-      <w:r>
-        <w:rPr>
-          <w:rFonts w:ascii="Times New Roman" w:hAnsi="Times New Roman"/>
-          <w:sz w:val="28"/>
-        </w:rPr>
-        <w:t>масштабный коэффициент учитываемый при измерении геометрических</w:t>
-      </w:r>
-      <w:r>
-        <w:rPr>
-          <w:rFonts w:ascii="Times New Roman" w:hAnsi="Times New Roman"/>
-          <w:sz w:val="28"/>
-        </w:rPr>
-        <w:t xml:space="preserve"> </w:t>
-      </w:r>
-      <w:r>
-        <w:rPr>
-          <w:rFonts w:ascii="Times New Roman" w:hAnsi="Times New Roman"/>
-          <w:sz w:val="28"/>
-        </w:rPr>
-        <w:t>размеров шва (рисунок 5)</w:t>
-      </w:r>
-      <w:r>
-        <w:rPr>
-          <w:rFonts w:ascii="Times New Roman" w:hAnsi="Times New Roman"/>
-          <w:sz w:val="28"/>
-        </w:rPr>
-        <w:t>.</w:t>
-      </w:r>
-      <w:r>
-        <w:rPr>
-          <w:rFonts w:ascii="Times New Roman" w:hAnsi="Times New Roman"/>
-          <w:sz w:val="28"/>
-        </w:rPr>
-        <w:t xml:space="preserve"> </w:t>
-      </w:r>
-    </w:p>
-    <w:p>
-      <w:pPr>
-        <w:spacing w:line="360" w:lineRule="auto"/>
-        <w:ind w:firstLine="851" w:left="0"/>
-        <w:jc w:val="center"/>
-        <w:rPr>
-          <w:rFonts w:ascii="Times New Roman" w:hAnsi="Times New Roman"/>
-          <w:sz w:val="28"/>
-        </w:rPr>
-      </w:pPr>
-      <w:r>
-        <w:rPr>
-          <w:rFonts w:ascii="Times New Roman" w:hAnsi="Times New Roman"/>
-          <w:sz w:val="28"/>
-        </w:rPr>
+        <w:jc w:val="right"/>
+        <w:rPr>
+          <w:rFonts w:ascii="Times New Roman" w:hAnsi="Times New Roman"/>
+          <w:sz w:val="28"/>
+        </w:rPr>
+      </w:pPr>
+      <w:r>
         <w:drawing>
           <wp:inline>
-            <wp:extent cx="3676650" cy="2990850"/>
-            <wp:effectExtent b="0" l="0" r="0" t="0"/>
+            <wp:extent cx="5940425" cy="2672044"/>
             <wp:docPr hidden="false" id="1" name="Picture 1"/>
             <a:graphic>
               <a:graphicData uri="http://schemas.openxmlformats.org/drawingml/2006/picture">
@@ -532,6 +1431,382 @@
                   </pic:nvPicPr>
                   <pic:blipFill>
                     <a:blip r:embed="rId5"/>
+                    <a:stretch/>
+                  </pic:blipFill>
+                  <pic:spPr>
+                    <a:xfrm flipH="false" flipV="false" rot="0">
+                      <a:ext cx="5940425" cy="2672044"/>
+                    </a:xfrm>
+                    <a:prstGeom prst="rect"/>
+                  </pic:spPr>
+                </pic:pic>
+              </a:graphicData>
+            </a:graphic>
+          </wp:inline>
+        </w:drawing>
+      </w:r>
+    </w:p>
+    <w:p>
+      <w:pPr>
+        <w:spacing w:line="360" w:lineRule="auto"/>
+        <w:ind w:firstLine="851" w:left="0"/>
+        <w:jc w:val="both"/>
+        <w:rPr>
+          <w:rFonts w:ascii="Times New Roman" w:hAnsi="Times New Roman"/>
+          <w:sz w:val="28"/>
+        </w:rPr>
+      </w:pPr>
+      <w:r>
+        <w:rPr>
+          <w:rFonts w:ascii="Times New Roman" w:hAnsi="Times New Roman"/>
+          <w:sz w:val="28"/>
+        </w:rPr>
+        <w:t>В ходе исследования проводили наплавку валика выполняли сваркой с</w:t>
+      </w:r>
+      <w:r>
+        <w:rPr>
+          <w:rFonts w:ascii="Times New Roman" w:hAnsi="Times New Roman"/>
+          <w:sz w:val="28"/>
+        </w:rPr>
+        <w:t xml:space="preserve"> </w:t>
+      </w:r>
+      <w:r>
+        <w:rPr>
+          <w:rFonts w:ascii="Times New Roman" w:hAnsi="Times New Roman"/>
+          <w:sz w:val="28"/>
+        </w:rPr>
+        <w:t xml:space="preserve">традиционной (одноструйной) и с </w:t>
+      </w:r>
+      <w:r>
+        <w:rPr>
+          <w:rFonts w:ascii="Times New Roman" w:hAnsi="Times New Roman"/>
+          <w:sz w:val="28"/>
+        </w:rPr>
+        <w:t>двухструйной</w:t>
+      </w:r>
+      <w:r>
+        <w:rPr>
+          <w:rFonts w:ascii="Times New Roman" w:hAnsi="Times New Roman"/>
+          <w:sz w:val="28"/>
+        </w:rPr>
+        <w:t xml:space="preserve"> газовой защитой. Режим</w:t>
+      </w:r>
+      <w:r>
+        <w:rPr>
+          <w:rFonts w:ascii="Times New Roman" w:hAnsi="Times New Roman"/>
+          <w:sz w:val="28"/>
+        </w:rPr>
+        <w:t>ы</w:t>
+      </w:r>
+      <w:r>
+        <w:rPr>
+          <w:rFonts w:ascii="Times New Roman" w:hAnsi="Times New Roman"/>
+          <w:sz w:val="28"/>
+        </w:rPr>
+        <w:t xml:space="preserve"> сварки менялись по мере получения результатов, а именно проводя макроструктурный анализ образцов (швов).</w:t>
+      </w:r>
+    </w:p>
+    <w:p>
+      <w:pPr>
+        <w:pStyle w:val="Style_3"/>
+        <w:spacing w:line="360" w:lineRule="auto"/>
+        <w:ind/>
+        <w:rPr>
+          <w:rFonts w:ascii="Times New Roman" w:hAnsi="Times New Roman"/>
+          <w:b w:val="1"/>
+          <w:color w:themeColor="text1" w:val="000000"/>
+          <w:sz w:val="28"/>
+        </w:rPr>
+      </w:pPr>
+      <w:r>
+        <w:rPr>
+          <w:rFonts w:ascii="Times New Roman" w:hAnsi="Times New Roman"/>
+          <w:b w:val="1"/>
+          <w:color w:themeColor="text1" w:val="000000"/>
+          <w:sz w:val="28"/>
+        </w:rPr>
+        <w:t>2. Методика определения геометрических параметров шва</w:t>
+      </w:r>
+    </w:p>
+    <w:p>
+      <w:pPr>
+        <w:spacing w:line="360" w:lineRule="auto"/>
+        <w:ind w:firstLine="851" w:left="0"/>
+        <w:rPr>
+          <w:rFonts w:ascii="Arial" w:hAnsi="Arial"/>
+          <w:color w:val="FB0007"/>
+        </w:rPr>
+      </w:pPr>
+      <w:r>
+        <w:rPr>
+          <w:rFonts w:ascii="Times New Roman" w:hAnsi="Times New Roman"/>
+          <w:sz w:val="28"/>
+        </w:rPr>
+        <w:t>Сущность методики определени</w:t>
+      </w:r>
+      <w:r>
+        <w:rPr>
+          <w:rFonts w:ascii="Times New Roman" w:hAnsi="Times New Roman"/>
+          <w:sz w:val="28"/>
+        </w:rPr>
+        <w:t xml:space="preserve">я геометрических параметров шва </w:t>
+      </w:r>
+      <w:r>
+        <w:rPr>
+          <w:rFonts w:ascii="Times New Roman" w:hAnsi="Times New Roman"/>
+          <w:sz w:val="28"/>
+        </w:rPr>
+        <w:t>заключается в том, что была выпол</w:t>
+      </w:r>
+      <w:r>
+        <w:rPr>
+          <w:rFonts w:ascii="Times New Roman" w:hAnsi="Times New Roman"/>
+          <w:sz w:val="28"/>
+        </w:rPr>
+        <w:t>нена наплавка валика</w:t>
+      </w:r>
+      <w:r>
+        <w:rPr>
+          <w:rFonts w:ascii="Times New Roman" w:hAnsi="Times New Roman"/>
+          <w:sz w:val="28"/>
+        </w:rPr>
+        <w:t>, с</w:t>
+      </w:r>
+      <w:r>
+        <w:rPr>
+          <w:rFonts w:ascii="Times New Roman" w:hAnsi="Times New Roman"/>
+          <w:sz w:val="28"/>
+        </w:rPr>
+        <w:t xml:space="preserve"> </w:t>
+      </w:r>
+      <w:r>
+        <w:rPr>
+          <w:rFonts w:ascii="Times New Roman" w:hAnsi="Times New Roman"/>
+          <w:sz w:val="28"/>
+        </w:rPr>
+        <w:t>различным расходом защитного га</w:t>
+      </w:r>
+      <w:r>
+        <w:rPr>
+          <w:rFonts w:ascii="Times New Roman" w:hAnsi="Times New Roman"/>
+          <w:sz w:val="28"/>
+        </w:rPr>
+        <w:t>за. После сварки каждый шов был подписан, далее образец был распилен</w:t>
+      </w:r>
+      <w:r>
+        <w:rPr>
+          <w:rFonts w:ascii="Times New Roman" w:hAnsi="Times New Roman"/>
+          <w:sz w:val="28"/>
+        </w:rPr>
+        <w:t xml:space="preserve"> поперек шва. На следующем этапе</w:t>
+      </w:r>
+      <w:r>
+        <w:rPr>
+          <w:rFonts w:ascii="Times New Roman" w:hAnsi="Times New Roman"/>
+          <w:sz w:val="28"/>
+        </w:rPr>
+        <w:t xml:space="preserve"> </w:t>
+      </w:r>
+      <w:r>
+        <w:rPr>
+          <w:rFonts w:ascii="Times New Roman" w:hAnsi="Times New Roman"/>
+          <w:sz w:val="28"/>
+        </w:rPr>
+        <w:t>исследуемый образец был отшлифован и протравлен</w:t>
+      </w:r>
+      <w:r>
+        <w:rPr>
+          <w:rFonts w:ascii="Times New Roman" w:hAnsi="Times New Roman"/>
+          <w:sz w:val="28"/>
+        </w:rPr>
+        <w:t xml:space="preserve"> хлоридом железа (</w:t>
+      </w:r>
+      <w:r>
+        <w:rPr>
+          <w:rFonts w:ascii="Times New Roman" w:hAnsi="Times New Roman"/>
+          <w:sz w:val="28"/>
+        </w:rPr>
+        <w:t>III</w:t>
+      </w:r>
+      <w:r>
+        <w:rPr>
+          <w:rFonts w:ascii="Times New Roman" w:hAnsi="Times New Roman"/>
+          <w:sz w:val="28"/>
+        </w:rPr>
+        <w:t>)</w:t>
+      </w:r>
+      <w:r>
+        <w:rPr>
+          <w:rFonts w:ascii="Times New Roman" w:hAnsi="Times New Roman"/>
+          <w:sz w:val="28"/>
+        </w:rPr>
+        <w:t xml:space="preserve">. В последствии образец </w:t>
+      </w:r>
+      <w:r>
+        <w:rPr>
+          <w:rFonts w:ascii="Times New Roman" w:hAnsi="Times New Roman"/>
+          <w:sz w:val="28"/>
+        </w:rPr>
+        <w:t>был сфотографирован и оцифрован через микроскоп (</w:t>
+      </w:r>
+      <w:r>
+        <w:rPr>
+          <w:rFonts w:ascii="Times New Roman" w:hAnsi="Times New Roman"/>
+          <w:b w:val="0"/>
+          <w:i w:val="0"/>
+          <w:color w:val="000000"/>
+          <w:sz w:val="28"/>
+        </w:rPr>
+        <w:t>Измерительный инструмент:</w:t>
+      </w:r>
+      <w:r>
+        <w:rPr>
+          <w:rFonts w:ascii="Times New Roman" w:hAnsi="Times New Roman"/>
+          <w:b w:val="0"/>
+          <w:i w:val="0"/>
+          <w:color w:val="000000"/>
+          <w:sz w:val="28"/>
+        </w:rPr>
+        <w:t xml:space="preserve"> </w:t>
+      </w:r>
+      <w:r>
+        <w:rPr>
+          <w:rFonts w:ascii="Times New Roman" w:hAnsi="Times New Roman"/>
+          <w:b w:val="0"/>
+          <w:i w:val="0"/>
+          <w:color w:val="000000"/>
+          <w:sz w:val="28"/>
+        </w:rPr>
+        <w:t>Microskop Olympus GX41 SC30, Digital Camera Olympus)</w:t>
+      </w:r>
+      <w:r>
+        <w:rPr>
+          <w:rFonts w:ascii="Times New Roman" w:hAnsi="Times New Roman"/>
+          <w:sz w:val="28"/>
+        </w:rPr>
+        <w:t xml:space="preserve">, </w:t>
+      </w:r>
+      <w:r>
+        <w:rPr>
+          <w:rFonts w:ascii="Times New Roman" w:hAnsi="Times New Roman"/>
+          <w:sz w:val="28"/>
+        </w:rPr>
+        <w:t>получены растровые изображе</w:t>
+      </w:r>
+      <w:r>
+        <w:rPr>
+          <w:rFonts w:ascii="Times New Roman" w:hAnsi="Times New Roman"/>
+          <w:sz w:val="28"/>
+        </w:rPr>
+        <w:t>ния в формате .</w:t>
+      </w:r>
+      <w:r>
+        <w:rPr>
+          <w:rFonts w:ascii="Times New Roman" w:hAnsi="Times New Roman"/>
+          <w:sz w:val="28"/>
+        </w:rPr>
+        <w:t>jpg</w:t>
+      </w:r>
+      <w:r>
+        <w:rPr>
+          <w:rFonts w:ascii="Times New Roman" w:hAnsi="Times New Roman"/>
+          <w:sz w:val="28"/>
+        </w:rPr>
+        <w:t>. На основании</w:t>
+      </w:r>
+      <w:r>
+        <w:rPr>
+          <w:rFonts w:ascii="Times New Roman" w:hAnsi="Times New Roman"/>
+          <w:sz w:val="28"/>
+        </w:rPr>
+        <w:t xml:space="preserve"> известного</w:t>
+      </w:r>
+      <w:r>
+        <w:rPr>
+          <w:rFonts w:ascii="Times New Roman" w:hAnsi="Times New Roman"/>
+          <w:sz w:val="28"/>
+        </w:rPr>
+        <w:t xml:space="preserve"> </w:t>
+      </w:r>
+      <w:r>
+        <w:rPr>
+          <w:rFonts w:ascii="Times New Roman" w:hAnsi="Times New Roman"/>
+          <w:sz w:val="28"/>
+        </w:rPr>
+        <w:t>значения толщины материала, на который проводилась наплавка был получен</w:t>
+      </w:r>
+      <w:r>
+        <w:rPr>
+          <w:rFonts w:ascii="Times New Roman" w:hAnsi="Times New Roman"/>
+          <w:sz w:val="28"/>
+        </w:rPr>
+        <w:t xml:space="preserve"> </w:t>
+      </w:r>
+      <w:r>
+        <w:rPr>
+          <w:rFonts w:ascii="Times New Roman" w:hAnsi="Times New Roman"/>
+          <w:sz w:val="28"/>
+        </w:rPr>
+        <w:t>масштабный коэффициент учитываемый при измерении геометрических</w:t>
+      </w:r>
+      <w:r>
+        <w:rPr>
+          <w:rFonts w:ascii="Times New Roman" w:hAnsi="Times New Roman"/>
+          <w:sz w:val="28"/>
+        </w:rPr>
+        <w:t xml:space="preserve"> </w:t>
+      </w:r>
+      <w:r>
+        <w:rPr>
+          <w:rFonts w:ascii="Times New Roman" w:hAnsi="Times New Roman"/>
+          <w:sz w:val="28"/>
+        </w:rPr>
+        <w:t>размеров шва (рисунок 5)</w:t>
+      </w:r>
+      <w:r>
+        <w:rPr>
+          <w:rFonts w:ascii="Times New Roman" w:hAnsi="Times New Roman"/>
+          <w:sz w:val="28"/>
+        </w:rPr>
+        <w:t>.</w:t>
+      </w:r>
+      <w:r>
+        <w:rPr>
+          <w:rFonts w:ascii="Times New Roman" w:hAnsi="Times New Roman"/>
+          <w:sz w:val="28"/>
+        </w:rPr>
+        <w:t xml:space="preserve"> </w:t>
+      </w:r>
+    </w:p>
+    <w:p>
+      <w:pPr>
+        <w:spacing w:line="360" w:lineRule="auto"/>
+        <w:ind w:firstLine="851" w:left="0"/>
+        <w:jc w:val="center"/>
+        <w:rPr>
+          <w:rFonts w:ascii="Times New Roman" w:hAnsi="Times New Roman"/>
+          <w:sz w:val="28"/>
+        </w:rPr>
+      </w:pPr>
+      <w:r>
+        <w:rPr>
+          <w:rFonts w:ascii="Times New Roman" w:hAnsi="Times New Roman"/>
+          <w:sz w:val="28"/>
+        </w:rPr>
+        <w:drawing>
+          <wp:inline>
+            <wp:extent cx="3676650" cy="2990850"/>
+            <wp:effectExtent b="0" l="0" r="0" t="0"/>
+            <wp:docPr hidden="false" id="3" name="Picture 3"/>
+            <a:graphic>
+              <a:graphicData uri="http://schemas.openxmlformats.org/drawingml/2006/picture">
+                <pic:pic>
+                  <pic:nvPicPr>
+                    <pic:cNvPr hidden="false" id="4" name="Picture 4"/>
+                    <pic:cNvPicPr preferRelativeResize="true"/>
+                  </pic:nvPicPr>
+                  <pic:blipFill>
+                    <a:blip r:embed="rId6"/>
                     <a:srcRect b="0" l="0" r="0" t="0"/>
                     <a:stretch/>
                   </pic:blipFill>
@@ -808,25 +2083,10 @@
     </w:p>
     <w:p>
       <w:pPr>
+        <w:pStyle w:val="Style_3"/>
         <w:spacing w:line="360" w:lineRule="auto"/>
-        <w:ind w:firstLine="851" w:left="0"/>
-        <w:jc w:val="center"/>
-        <w:rPr>
-          <w:rFonts w:ascii="Times New Roman" w:hAnsi="Times New Roman"/>
-          <w:sz w:val="28"/>
-        </w:rPr>
-      </w:pPr>
-    </w:p>
-    <w:p>
-      <w:pPr>
-        <w:pStyle w:val="Style_2"/>
-        <w:numPr>
-          <w:ilvl w:val="0"/>
-          <w:numId w:val="1"/>
-        </w:numPr>
-        <w:spacing w:line="360" w:lineRule="auto"/>
-        <w:ind/>
-        <w:jc w:val="center"/>
+        <w:ind/>
+        <w:jc w:val="left"/>
         <w:rPr>
           <w:rFonts w:ascii="Times New Roman" w:hAnsi="Times New Roman"/>
           <w:b w:val="1"/>
@@ -841,7 +2101,7 @@
           <w:color w:themeColor="text1" w:val="000000"/>
           <w:sz w:val="28"/>
         </w:rPr>
-        <w:t>Проведение испытаний и обработка результатов исследования</w:t>
+        <w:t>3. Проведение испытаний и обработка результатов исследования</w:t>
       </w:r>
     </w:p>
     <w:p>
@@ -931,6 +2191,17 @@
     <w:p>
       <w:pPr>
         <w:spacing w:after="0" w:line="360" w:lineRule="auto"/>
+        <w:ind w:firstLine="709" w:left="0"/>
+        <w:jc w:val="both"/>
+        <w:rPr>
+          <w:rFonts w:ascii="Times New Roman" w:hAnsi="Times New Roman"/>
+          <w:sz w:val="28"/>
+        </w:rPr>
+      </w:pPr>
+    </w:p>
+    <w:p>
+      <w:pPr>
+        <w:spacing w:after="0" w:line="360" w:lineRule="auto"/>
         <w:ind/>
         <w:rPr>
           <w:rFonts w:ascii="Times New Roman" w:hAnsi="Times New Roman"/>
@@ -940,7 +2211,7 @@
     </w:p>
     <w:tbl>
       <w:tblPr>
-        <w:tblStyle w:val="Style_3"/>
+        <w:tblStyle w:val="Style_4"/>
         <w:tblW w:type="auto" w:w="0"/>
         <w:jc w:val="center"/>
         <w:tblBorders>
@@ -990,16 +2261,16 @@
                 <wp:inline>
                   <wp:extent cx="2062772" cy="1543050"/>
                   <wp:effectExtent b="0" l="0" r="0" t="0"/>
-                  <wp:docPr hidden="false" id="3" name="Picture 3"/>
+                  <wp:docPr hidden="false" id="5" name="Picture 5"/>
                   <a:graphic>
                     <a:graphicData uri="http://schemas.openxmlformats.org/drawingml/2006/picture">
                       <pic:pic>
                         <pic:nvPicPr>
-                          <pic:cNvPr hidden="false" id="4" name="Picture 4"/>
+                          <pic:cNvPr hidden="false" id="6" name="Picture 6"/>
                           <pic:cNvPicPr preferRelativeResize="true"/>
                         </pic:nvPicPr>
                         <pic:blipFill>
-                          <a:blip r:embed="rId6"/>
+                          <a:blip r:embed="rId7"/>
                           <a:srcRect b="0" l="0" r="0" t="0"/>
                           <a:stretch/>
                         </pic:blipFill>
@@ -1048,16 +2319,16 @@
                 <wp:inline>
                   <wp:extent cx="2095500" cy="1567532"/>
                   <wp:effectExtent b="0" l="0" r="0" t="0"/>
-                  <wp:docPr hidden="false" id="5" name="Picture 5"/>
+                  <wp:docPr hidden="false" id="7" name="Picture 7"/>
                   <a:graphic>
                     <a:graphicData uri="http://schemas.openxmlformats.org/drawingml/2006/picture">
                       <pic:pic>
                         <pic:nvPicPr>
-                          <pic:cNvPr hidden="false" id="6" name="Picture 6"/>
+                          <pic:cNvPr hidden="false" id="8" name="Picture 8"/>
                           <pic:cNvPicPr preferRelativeResize="true"/>
                         </pic:nvPicPr>
                         <pic:blipFill>
-                          <a:blip r:embed="rId7"/>
+                          <a:blip r:embed="rId8"/>
                           <a:srcRect b="0" l="0" r="0" t="0"/>
                           <a:stretch/>
                         </pic:blipFill>
@@ -1105,16 +2376,16 @@
                 <wp:inline>
                   <wp:extent cx="2100580" cy="1570730"/>
                   <wp:effectExtent b="0" l="0" r="0" t="0"/>
-                  <wp:docPr hidden="false" id="7" name="Picture 7"/>
+                  <wp:docPr hidden="false" id="9" name="Picture 9"/>
                   <a:graphic>
                     <a:graphicData uri="http://schemas.openxmlformats.org/drawingml/2006/picture">
                       <pic:pic>
                         <pic:nvPicPr>
-                          <pic:cNvPr hidden="false" id="8" name="Picture 8"/>
+                          <pic:cNvPr hidden="false" id="10" name="Picture 10"/>
                           <pic:cNvPicPr preferRelativeResize="true"/>
                         </pic:nvPicPr>
                         <pic:blipFill>
-                          <a:blip r:embed="rId8"/>
+                          <a:blip r:embed="rId9"/>
                           <a:srcRect b="0" l="0" r="0" t="0"/>
                           <a:stretch/>
                         </pic:blipFill>
@@ -1258,16 +2529,16 @@
                 <wp:inline>
                   <wp:extent cx="2362200" cy="1766738"/>
                   <wp:effectExtent b="0" l="0" r="0" t="0"/>
-                  <wp:docPr hidden="false" id="9" name="Picture 9"/>
+                  <wp:docPr hidden="false" id="11" name="Picture 11"/>
                   <a:graphic>
                     <a:graphicData uri="http://schemas.openxmlformats.org/drawingml/2006/picture">
                       <pic:pic>
                         <pic:nvPicPr>
-                          <pic:cNvPr hidden="false" id="10" name="Picture 10"/>
+                          <pic:cNvPr hidden="false" id="12" name="Picture 12"/>
                           <pic:cNvPicPr preferRelativeResize="true"/>
                         </pic:nvPicPr>
                         <pic:blipFill>
-                          <a:blip r:embed="rId9"/>
+                          <a:blip r:embed="rId10"/>
                           <a:srcRect b="0" l="0" r="0" t="0"/>
                           <a:stretch/>
                         </pic:blipFill>
@@ -1316,16 +2587,16 @@
                 <wp:inline>
                   <wp:extent cx="2365375" cy="1768823"/>
                   <wp:effectExtent b="0" l="0" r="0" t="0"/>
-                  <wp:docPr hidden="false" id="11" name="Picture 11"/>
+                  <wp:docPr hidden="false" id="13" name="Picture 13"/>
                   <a:graphic>
                     <a:graphicData uri="http://schemas.openxmlformats.org/drawingml/2006/picture">
                       <pic:pic>
                         <pic:nvPicPr>
-                          <pic:cNvPr hidden="false" id="12" name="Picture 12"/>
+                          <pic:cNvPr hidden="false" id="14" name="Picture 14"/>
                           <pic:cNvPicPr preferRelativeResize="true"/>
                         </pic:nvPicPr>
                         <pic:blipFill>
-                          <a:blip r:embed="rId10"/>
+                          <a:blip r:embed="rId11"/>
                           <a:srcRect b="0" l="0" r="0" t="0"/>
                           <a:stretch/>
                         </pic:blipFill>
@@ -1858,6 +3129,39 @@
     <w:p>
       <w:pPr>
         <w:spacing w:after="0" w:line="360" w:lineRule="auto"/>
+        <w:ind w:firstLine="709" w:left="0"/>
+        <w:jc w:val="both"/>
+        <w:rPr>
+          <w:rFonts w:ascii="Times New Roman" w:hAnsi="Times New Roman"/>
+          <w:sz w:val="28"/>
+        </w:rPr>
+      </w:pPr>
+    </w:p>
+    <w:p>
+      <w:pPr>
+        <w:spacing w:after="0" w:line="360" w:lineRule="auto"/>
+        <w:ind w:firstLine="709" w:left="0"/>
+        <w:jc w:val="both"/>
+        <w:rPr>
+          <w:rFonts w:ascii="Times New Roman" w:hAnsi="Times New Roman"/>
+          <w:sz w:val="28"/>
+        </w:rPr>
+      </w:pPr>
+    </w:p>
+    <w:p>
+      <w:pPr>
+        <w:spacing w:after="0" w:line="360" w:lineRule="auto"/>
+        <w:ind w:firstLine="709" w:left="0"/>
+        <w:jc w:val="both"/>
+        <w:rPr>
+          <w:rFonts w:ascii="Times New Roman" w:hAnsi="Times New Roman"/>
+          <w:sz w:val="28"/>
+        </w:rPr>
+      </w:pPr>
+    </w:p>
+    <w:p>
+      <w:pPr>
+        <w:spacing w:after="0" w:line="360" w:lineRule="auto"/>
         <w:ind/>
         <w:rPr>
           <w:rFonts w:ascii="Times New Roman" w:hAnsi="Times New Roman"/>
@@ -1919,94 +3223,6 @@
         <w:drawing>
           <wp:inline>
             <wp:extent cx="5934075" cy="3609975"/>
-            <wp:effectExtent b="0" l="0" r="0" t="0"/>
-            <wp:docPr hidden="false" id="13" name="Picture 13"/>
-            <a:graphic>
-              <a:graphicData uri="http://schemas.openxmlformats.org/drawingml/2006/picture">
-                <pic:pic>
-                  <pic:nvPicPr>
-                    <pic:cNvPr hidden="false" id="14" name="Picture 14"/>
-                    <pic:cNvPicPr preferRelativeResize="true"/>
-                  </pic:nvPicPr>
-                  <pic:blipFill>
-                    <a:blip r:embed="rId11"/>
-                    <a:srcRect b="0" l="0" r="0" t="0"/>
-                    <a:stretch/>
-                  </pic:blipFill>
-                  <pic:spPr>
-                    <a:xfrm flipH="false" flipV="false" rot="0">
-                      <a:ext cx="5934075" cy="3609975"/>
-                    </a:xfrm>
-                    <a:prstGeom prst="rect"/>
-                  </pic:spPr>
-                </pic:pic>
-              </a:graphicData>
-            </a:graphic>
-          </wp:inline>
-        </w:drawing>
-      </w:r>
-    </w:p>
-    <w:p>
-      <w:pPr>
-        <w:spacing w:after="0" w:line="360" w:lineRule="auto"/>
-        <w:ind/>
-        <w:jc w:val="center"/>
-        <w:rPr>
-          <w:rFonts w:ascii="Times New Roman" w:hAnsi="Times New Roman"/>
-          <w:sz w:val="28"/>
-        </w:rPr>
-      </w:pPr>
-    </w:p>
-    <w:p>
-      <w:pPr>
-        <w:spacing w:after="0" w:line="360" w:lineRule="auto"/>
-        <w:ind/>
-        <w:rPr>
-          <w:rFonts w:ascii="Times New Roman" w:hAnsi="Times New Roman"/>
-          <w:sz w:val="28"/>
-        </w:rPr>
-      </w:pPr>
-      <w:r>
-        <w:rPr>
-          <w:rFonts w:ascii="Times New Roman" w:hAnsi="Times New Roman"/>
-          <w:sz w:val="28"/>
-        </w:rPr>
-        <w:t>Таблица 5. Параметры сварки и результаты макрошлифов (</w:t>
-      </w:r>
-      <w:r>
-        <w:rPr>
-          <w:rFonts w:ascii="Times New Roman" w:hAnsi="Times New Roman"/>
-          <w:sz w:val="28"/>
-          <w:u w:val="single"/>
-        </w:rPr>
-        <w:t>автоматическая сварка</w:t>
-      </w:r>
-      <w:r>
-        <w:rPr>
-          <w:rFonts w:ascii="Times New Roman" w:hAnsi="Times New Roman"/>
-          <w:sz w:val="28"/>
-        </w:rPr>
-        <w:t>)</w:t>
-      </w:r>
-    </w:p>
-    <w:p>
-      <w:pPr>
-        <w:spacing w:after="0" w:line="360" w:lineRule="auto"/>
-        <w:ind/>
-        <w:jc w:val="center"/>
-        <w:rPr>
-          <w:rFonts w:ascii="Times New Roman" w:hAnsi="Times New Roman"/>
-          <w:sz w:val="28"/>
-        </w:rPr>
-      </w:pPr>
-      <w:r>
-        <w:rPr>
-          <w:rFonts w:ascii="Times New Roman" w:hAnsi="Times New Roman"/>
-          <w:sz w:val="28"/>
-        </w:rPr>
-        <w:drawing>
-          <wp:inline>
-            <wp:extent cx="5934075" cy="2314575"/>
             <wp:effectExtent b="0" l="0" r="0" t="0"/>
             <wp:docPr hidden="false" id="15" name="Picture 15"/>
             <a:graphic>
@@ -2023,6 +3239,94 @@
                   </pic:blipFill>
                   <pic:spPr>
                     <a:xfrm flipH="false" flipV="false" rot="0">
+                      <a:ext cx="5934075" cy="3609975"/>
+                    </a:xfrm>
+                    <a:prstGeom prst="rect"/>
+                  </pic:spPr>
+                </pic:pic>
+              </a:graphicData>
+            </a:graphic>
+          </wp:inline>
+        </w:drawing>
+      </w:r>
+    </w:p>
+    <w:p>
+      <w:pPr>
+        <w:spacing w:after="0" w:line="360" w:lineRule="auto"/>
+        <w:ind/>
+        <w:jc w:val="center"/>
+        <w:rPr>
+          <w:rFonts w:ascii="Times New Roman" w:hAnsi="Times New Roman"/>
+          <w:sz w:val="28"/>
+        </w:rPr>
+      </w:pPr>
+    </w:p>
+    <w:p>
+      <w:pPr>
+        <w:spacing w:after="0" w:line="360" w:lineRule="auto"/>
+        <w:ind/>
+        <w:rPr>
+          <w:rFonts w:ascii="Times New Roman" w:hAnsi="Times New Roman"/>
+          <w:sz w:val="28"/>
+        </w:rPr>
+      </w:pPr>
+      <w:r>
+        <w:rPr>
+          <w:rFonts w:ascii="Times New Roman" w:hAnsi="Times New Roman"/>
+          <w:sz w:val="28"/>
+        </w:rPr>
+        <w:t>Таблица 5. Параметры сварки и результаты макрошлифов (</w:t>
+      </w:r>
+      <w:r>
+        <w:rPr>
+          <w:rFonts w:ascii="Times New Roman" w:hAnsi="Times New Roman"/>
+          <w:sz w:val="28"/>
+          <w:u w:val="single"/>
+        </w:rPr>
+        <w:t>автоматическая сварка</w:t>
+      </w:r>
+      <w:r>
+        <w:rPr>
+          <w:rFonts w:ascii="Times New Roman" w:hAnsi="Times New Roman"/>
+          <w:sz w:val="28"/>
+        </w:rPr>
+        <w:t>)</w:t>
+      </w:r>
+    </w:p>
+    <w:p>
+      <w:pPr>
+        <w:spacing w:after="0" w:line="360" w:lineRule="auto"/>
+        <w:ind/>
+        <w:jc w:val="center"/>
+        <w:rPr>
+          <w:rFonts w:ascii="Times New Roman" w:hAnsi="Times New Roman"/>
+          <w:sz w:val="28"/>
+        </w:rPr>
+      </w:pPr>
+      <w:r>
+        <w:rPr>
+          <w:rFonts w:ascii="Times New Roman" w:hAnsi="Times New Roman"/>
+          <w:sz w:val="28"/>
+        </w:rPr>
+        <w:drawing>
+          <wp:inline>
+            <wp:extent cx="5934075" cy="2314575"/>
+            <wp:effectExtent b="0" l="0" r="0" t="0"/>
+            <wp:docPr hidden="false" id="17" name="Picture 17"/>
+            <a:graphic>
+              <a:graphicData uri="http://schemas.openxmlformats.org/drawingml/2006/picture">
+                <pic:pic>
+                  <pic:nvPicPr>
+                    <pic:cNvPr hidden="false" id="18" name="Picture 18"/>
+                    <pic:cNvPicPr preferRelativeResize="true"/>
+                  </pic:nvPicPr>
+                  <pic:blipFill>
+                    <a:blip r:embed="rId13"/>
+                    <a:srcRect b="0" l="0" r="0" t="0"/>
+                    <a:stretch/>
+                  </pic:blipFill>
+                  <pic:spPr>
+                    <a:xfrm flipH="false" flipV="false" rot="0">
                       <a:ext cx="5934075" cy="2314575"/>
                     </a:xfrm>
                     <a:prstGeom prst="rect"/>
@@ -2036,7 +3340,476 @@
     </w:p>
     <w:p>
       <w:pPr>
-        <w:pStyle w:val="Style_4"/>
+        <w:pStyle w:val="Style_5"/>
+        <w:spacing w:after="0" w:line="360" w:lineRule="auto"/>
+        <w:ind w:firstLine="0" w:left="0"/>
+        <w:jc w:val="both"/>
+        <w:rPr>
+          <w:rFonts w:ascii="Times New Roman" w:hAnsi="Times New Roman"/>
+          <w:sz w:val="28"/>
+        </w:rPr>
+      </w:pPr>
+    </w:p>
+    <w:p>
+      <w:pPr>
+        <w:rPr>
+          <w:rFonts w:ascii="Times New Roman" w:hAnsi="Times New Roman"/>
+          <w:b w:val="1"/>
+          <w:sz w:val="28"/>
+        </w:rPr>
+      </w:pPr>
+      <w:r>
+        <w:rPr>
+          <w:rFonts w:ascii="Times New Roman" w:hAnsi="Times New Roman"/>
+          <w:b w:val="1"/>
+          <w:sz w:val="28"/>
+        </w:rPr>
+        <w:t>Заключение</w:t>
+      </w:r>
+    </w:p>
+    <w:p>
+      <w:pPr>
+        <w:rPr>
+          <w:rFonts w:ascii="Times New Roman" w:hAnsi="Times New Roman"/>
+          <w:sz w:val="28"/>
+        </w:rPr>
+      </w:pPr>
+      <w:r>
+        <w:rPr>
+          <w:rFonts w:ascii="Times New Roman" w:hAnsi="Times New Roman"/>
+          <w:sz w:val="28"/>
+        </w:rPr>
+        <w:t>1. Разработана методика исследования формообразования сварного шва при сварке плавящимся электродом с традиционной и двухструйной газовой защитой: наплавка валиков на сталь 45 толщиной 2 мм проволокой Св-08Г2С диаметром 1,2 мм в смеси Ar + CO₂ с последующим макроструктурным анализом.</w:t>
+      </w:r>
+    </w:p>
+    <w:p>
+      <w:pPr>
+        <w:rPr>
+          <w:rFonts w:ascii="Times New Roman" w:hAnsi="Times New Roman"/>
+          <w:sz w:val="28"/>
+        </w:rPr>
+      </w:pPr>
+      <w:r>
+        <w:rPr>
+          <w:rFonts w:ascii="Times New Roman" w:hAnsi="Times New Roman"/>
+          <w:sz w:val="28"/>
+        </w:rPr>
+        <w:t>2. Апробирована методика определения геометрических параметров шва: поперечная распиловка, шлифование, травление хлоридом железа (III), микроскопия на Olympus GX41 SC30. Масштабирование по известной толщине металла обеспечило достоверное измерение ширины шва, выпуклости, глубины провара и катета.</w:t>
+      </w:r>
+    </w:p>
+    <w:p>
+      <w:pPr>
+        <w:rPr>
+          <w:rFonts w:ascii="Times New Roman" w:hAnsi="Times New Roman"/>
+          <w:sz w:val="28"/>
+        </w:rPr>
+      </w:pPr>
+      <w:r>
+        <w:rPr>
+          <w:rFonts w:ascii="Times New Roman" w:hAnsi="Times New Roman"/>
+          <w:sz w:val="28"/>
+        </w:rPr>
+        <w:t>3. Установлено, что изменение состава защитной смеси, расхода газа и положения горелки (PG, PB, PF) существенно влияет на глубину и длину проплавления и катет шва. Это требует корректировки режимов при переходе между пространственными положениями.</w:t>
+      </w:r>
+    </w:p>
+    <w:p>
+      <w:pPr>
+        <w:rPr>
+          <w:rFonts w:ascii="Times New Roman" w:hAnsi="Times New Roman"/>
+          <w:sz w:val="28"/>
+        </w:rPr>
+      </w:pPr>
+      <w:r>
+        <w:rPr>
+          <w:rFonts w:ascii="Times New Roman" w:hAnsi="Times New Roman"/>
+          <w:sz w:val="28"/>
+        </w:rPr>
+        <w:t>4. Результаты макрошлифов позволяют обоснованно выбирать состав защитной смеси, обеспечивающий требуемую геометрию шва при минимальных потерях металла на угар и разбрызгивание — как для ручной дуговой, так и для автоматической сварки.</w:t>
+      </w:r>
+    </w:p>
+    <w:p>
+      <w:pPr>
+        <w:pStyle w:val="Style_5"/>
+        <w:spacing w:after="0" w:line="360" w:lineRule="auto"/>
+        <w:ind w:firstLine="0" w:left="0"/>
+        <w:jc w:val="both"/>
+        <w:rPr>
+          <w:rFonts w:ascii="Times New Roman" w:hAnsi="Times New Roman"/>
+          <w:sz w:val="28"/>
+        </w:rPr>
+      </w:pPr>
+      <w:r>
+        <w:rPr>
+          <w:rFonts w:ascii="Times New Roman" w:hAnsi="Times New Roman"/>
+          <w:sz w:val="28"/>
+        </w:rPr>
+        <w:t>Таким образом, поставленная цель достигнута: экспериментально подтверждена возможность управления качеством формирования шва за счёт параметров газовой защиты. Полученные данные могут использоваться при разработке технологических процессов сварки и подготовке перехода от ручной сварки к автоматической.</w:t>
+      </w:r>
+    </w:p>
+    <w:p>
+      <w:pPr>
+        <w:pStyle w:val="Style_5"/>
+        <w:spacing w:after="0" w:line="360" w:lineRule="auto"/>
+        <w:ind w:firstLine="0" w:left="0"/>
+        <w:jc w:val="both"/>
+        <w:rPr>
+          <w:rFonts w:ascii="Times New Roman" w:hAnsi="Times New Roman"/>
+          <w:sz w:val="28"/>
+        </w:rPr>
+      </w:pPr>
+    </w:p>
+    <w:p>
+      <w:pPr>
+        <w:spacing w:after="0" w:before="0"/>
+        <w:ind w:firstLine="0" w:left="0" w:right="0"/>
+        <w:jc w:val="center"/>
+        <w:rPr>
+          <w:rFonts w:ascii="Times New Roman" w:hAnsi="Times New Roman"/>
+          <w:color w:val="000000"/>
+          <w:sz w:val="28"/>
+        </w:rPr>
+      </w:pPr>
+      <w:r>
+        <w:rPr>
+          <w:rFonts w:ascii="Times New Roman" w:hAnsi="Times New Roman"/>
+          <w:b w:val="1"/>
+          <w:color w:val="000000"/>
+          <w:sz w:val="28"/>
+        </w:rPr>
+        <w:t>СПИСОК ИСПОЛЬЗОВАННОЙ ЛИТЕРАТУРЫ</w:t>
+      </w:r>
+    </w:p>
+    <w:p>
+      <w:pPr>
+        <w:numPr>
+          <w:ilvl w:val="0"/>
+          <w:numId w:val="1"/>
+        </w:numPr>
+        <w:spacing w:after="0" w:before="0"/>
+        <w:ind w:firstLine="0" w:left="0" w:right="0"/>
+        <w:jc w:val="both"/>
+        <w:rPr>
+          <w:rFonts w:ascii="Times New Roman" w:hAnsi="Times New Roman"/>
+          <w:color w:val="000000"/>
+          <w:sz w:val="28"/>
+        </w:rPr>
+      </w:pPr>
+      <w:r>
+        <w:rPr>
+          <w:rFonts w:ascii="Times New Roman" w:hAnsi="Times New Roman"/>
+          <w:color w:val="000000"/>
+          <w:sz w:val="28"/>
+        </w:rPr>
+        <w:t>Козловский, С.Н. Введение в сварочные технологии: учеб. пособие / С.Н. Козловский. — Электрон. дан. — Санкт-Петербург: Лань, 2011. — 416 с. — Электронный ресурс: https://e.lanbook.com/book/700.</w:t>
+      </w:r>
+    </w:p>
+    <w:p>
+      <w:pPr>
+        <w:numPr>
+          <w:ilvl w:val="0"/>
+          <w:numId w:val="1"/>
+        </w:numPr>
+        <w:spacing w:after="0" w:before="0"/>
+        <w:ind w:firstLine="0" w:left="0" w:right="0"/>
+        <w:jc w:val="both"/>
+        <w:rPr>
+          <w:rFonts w:ascii="Times New Roman" w:hAnsi="Times New Roman"/>
+          <w:color w:val="000000"/>
+          <w:sz w:val="28"/>
+        </w:rPr>
+      </w:pPr>
+      <w:r>
+        <w:rPr>
+          <w:rFonts w:ascii="Times New Roman" w:hAnsi="Times New Roman"/>
+          <w:color w:val="000000"/>
+          <w:sz w:val="28"/>
+        </w:rPr>
+        <w:t>Гладков, Э.А. Управление технологическими параметрами сварочного оборудования для дуговой сварки: учеб. пособие — Электрон. дан. — Москва: МГТУ им. Н.Э. Баумана, 2007. — 148 с. — Электронный ресурс: https://e.lanbook.com/book/62060.</w:t>
+      </w:r>
+    </w:p>
+    <w:p>
+      <w:pPr>
+        <w:numPr>
+          <w:ilvl w:val="0"/>
+          <w:numId w:val="1"/>
+        </w:numPr>
+        <w:spacing w:after="0" w:before="0"/>
+        <w:ind w:firstLine="0" w:left="0" w:right="0"/>
+        <w:jc w:val="both"/>
+        <w:rPr>
+          <w:rFonts w:ascii="Times New Roman" w:hAnsi="Times New Roman"/>
+          <w:color w:val="000000"/>
+          <w:sz w:val="28"/>
+        </w:rPr>
+      </w:pPr>
+      <w:r>
+        <w:rPr>
+          <w:rFonts w:ascii="Times New Roman" w:hAnsi="Times New Roman"/>
+          <w:color w:val="000000"/>
+          <w:sz w:val="28"/>
+        </w:rPr>
+        <w:t>Любавский К. В., Новожилов Н. М. сварка плавящимся электродом в атмосфере защитных газов // автоген. дело. – 1953. – № 1. – с. 4–8. 2.</w:t>
+      </w:r>
+    </w:p>
+    <w:p>
+      <w:pPr>
+        <w:numPr>
+          <w:ilvl w:val="0"/>
+          <w:numId w:val="1"/>
+        </w:numPr>
+        <w:spacing w:after="0" w:before="0"/>
+        <w:ind w:firstLine="0" w:left="0" w:right="0"/>
+        <w:jc w:val="both"/>
+        <w:rPr>
+          <w:rFonts w:ascii="Times New Roman" w:hAnsi="Times New Roman"/>
+          <w:color w:val="000000"/>
+          <w:sz w:val="28"/>
+        </w:rPr>
+      </w:pPr>
+      <w:r>
+        <w:rPr>
+          <w:rFonts w:ascii="Times New Roman" w:hAnsi="Times New Roman"/>
+          <w:color w:val="000000"/>
+          <w:sz w:val="28"/>
+        </w:rPr>
+        <w:t>Газовые смеси как способ совершенствования процессов сварки mig/mag. Крюков А.В., Павлов Н.В. «Национальный исследовательский Томский политехнический университет», Юрга, Россия</w:t>
+      </w:r>
+    </w:p>
+    <w:p>
+      <w:pPr>
+        <w:numPr>
+          <w:ilvl w:val="0"/>
+          <w:numId w:val="1"/>
+        </w:numPr>
+        <w:spacing w:after="0" w:before="0"/>
+        <w:ind w:firstLine="0" w:left="0" w:right="0"/>
+        <w:jc w:val="both"/>
+        <w:rPr>
+          <w:rFonts w:ascii="Times New Roman" w:hAnsi="Times New Roman"/>
+          <w:color w:val="000000"/>
+          <w:sz w:val="28"/>
+        </w:rPr>
+      </w:pPr>
+      <w:r>
+        <w:rPr>
+          <w:rFonts w:ascii="Times New Roman" w:hAnsi="Times New Roman"/>
+          <w:color w:val="000000"/>
+          <w:sz w:val="28"/>
+        </w:rPr>
+        <w:t>Патон Б. Е., Потапьевский А. Г., Подола И. В. импульсно-дуговая сварка плавящимся электродом с программным регулированием процесса // автомат. сварка. – 1964. – № 1. – с. 1–6. 4. Патон Б. Е., Воропай Н. М., Бучинский В. Н. и др. Управление процессом дуговой сварки путем программирования скорости подачи электродной проволоки // там же. – 1977. – № 1. – с. 1–5, 15.</w:t>
+      </w:r>
+      <w:r>
+        <w:rPr>
+          <w:rFonts w:ascii="Times New Roman" w:hAnsi="Times New Roman"/>
+          <w:color w:val="000000"/>
+          <w:sz w:val="28"/>
+        </w:rPr>
+        <w:t> </w:t>
+      </w:r>
+    </w:p>
+    <w:p>
+      <w:pPr>
+        <w:numPr>
+          <w:ilvl w:val="0"/>
+          <w:numId w:val="1"/>
+        </w:numPr>
+        <w:spacing w:after="0" w:before="0"/>
+        <w:ind w:firstLine="0" w:left="0" w:right="0"/>
+        <w:jc w:val="both"/>
+        <w:rPr>
+          <w:rFonts w:ascii="Times New Roman" w:hAnsi="Times New Roman"/>
+          <w:color w:val="000000"/>
+          <w:sz w:val="28"/>
+        </w:rPr>
+      </w:pPr>
+      <w:r>
+        <w:rPr>
+          <w:rFonts w:ascii="Times New Roman" w:hAnsi="Times New Roman"/>
+          <w:color w:val="000000"/>
+          <w:sz w:val="28"/>
+        </w:rPr>
+        <w:t>Князьков А.Ф., Князьков В.Л. Исследование сварочно-технологических свойств покрытых электродов при сварке модулированным током // Сварочное производство - 2011 - №10 - С. 15-18.</w:t>
+      </w:r>
+    </w:p>
+    <w:p>
+      <w:pPr>
+        <w:numPr>
+          <w:ilvl w:val="0"/>
+          <w:numId w:val="1"/>
+        </w:numPr>
+        <w:spacing w:after="0" w:before="0"/>
+        <w:ind w:firstLine="0" w:left="0" w:right="0"/>
+        <w:jc w:val="both"/>
+        <w:rPr>
+          <w:rFonts w:ascii="Times New Roman" w:hAnsi="Times New Roman"/>
+          <w:color w:val="000000"/>
+          <w:sz w:val="28"/>
+        </w:rPr>
+      </w:pPr>
+      <w:r>
+        <w:rPr>
+          <w:rFonts w:ascii="Times New Roman" w:hAnsi="Times New Roman"/>
+          <w:color w:val="000000"/>
+          <w:sz w:val="28"/>
+        </w:rPr>
+        <w:t>Свецинский В. Г., Римский С. Т., Кирьян В. И. Оценка вязкости разрушения швов, сваренных в защитных газах и под флюсом // там же. – 1982. – № 8. – с. 16–19.</w:t>
+      </w:r>
+    </w:p>
+    <w:p>
+      <w:pPr>
+        <w:numPr>
+          <w:ilvl w:val="0"/>
+          <w:numId w:val="1"/>
+        </w:numPr>
+        <w:spacing w:after="0" w:before="0"/>
+        <w:ind w:firstLine="0" w:left="0" w:right="0"/>
+        <w:jc w:val="both"/>
+        <w:rPr>
+          <w:rFonts w:ascii="Times New Roman" w:hAnsi="Times New Roman"/>
+          <w:color w:val="000000"/>
+          <w:sz w:val="28"/>
+        </w:rPr>
+      </w:pPr>
+      <w:r>
+        <w:rPr>
+          <w:rFonts w:ascii="Times New Roman" w:hAnsi="Times New Roman"/>
+          <w:color w:val="000000"/>
+          <w:sz w:val="28"/>
+        </w:rPr>
+        <w:t>http://xn--90airv6f.xn--p1ai/upload/file/besshovnye_poroshkovye_provoloki.pdf</w:t>
+      </w:r>
+    </w:p>
+    <w:p>
+      <w:pPr>
+        <w:numPr>
+          <w:ilvl w:val="0"/>
+          <w:numId w:val="1"/>
+        </w:numPr>
+        <w:spacing w:after="0" w:before="0"/>
+        <w:ind w:firstLine="0" w:left="0" w:right="0"/>
+        <w:jc w:val="both"/>
+        <w:rPr>
+          <w:rFonts w:ascii="Times New Roman" w:hAnsi="Times New Roman"/>
+          <w:color w:val="000000"/>
+          <w:sz w:val="28"/>
+        </w:rPr>
+      </w:pPr>
+      <w:r>
+        <w:rPr>
+          <w:rFonts w:ascii="Times New Roman" w:hAnsi="Times New Roman"/>
+          <w:color w:val="000000"/>
+          <w:sz w:val="28"/>
+        </w:rPr>
+        <w:t>Аверченков В.И. Основы научного творчества [Электронный ресурс]: учеб. пособие/ В.И. Аверченков, Ю.А. Малахов. — Брянск: Брянский государственный технический университет, 2012. — 156 c.— Режим доступа: http://www.iprbookshop.ru/7004.</w:t>
+      </w:r>
+    </w:p>
+    <w:p>
+      <w:pPr>
+        <w:numPr>
+          <w:ilvl w:val="0"/>
+          <w:numId w:val="1"/>
+        </w:numPr>
+        <w:spacing w:after="0" w:before="0"/>
+        <w:ind w:firstLine="0" w:left="0" w:right="0"/>
+        <w:jc w:val="both"/>
+        <w:rPr>
+          <w:rFonts w:ascii="Times New Roman" w:hAnsi="Times New Roman"/>
+          <w:color w:val="000000"/>
+          <w:sz w:val="28"/>
+        </w:rPr>
+      </w:pPr>
+      <w:r>
+        <w:rPr>
+          <w:rFonts w:ascii="Times New Roman" w:hAnsi="Times New Roman"/>
+          <w:color w:val="000000"/>
+          <w:sz w:val="28"/>
+        </w:rPr>
+        <w:t>Рыжков И.Б. Основы научных исследований и изобретательства. [Электронный ресурс]: учеб. пособие / И.Б. Рыжков. — СПб.: Лань, 2019. — 224 с. — Режим доступа: https://e.lanbook.com/book/116011.</w:t>
+      </w:r>
+      <w:r>
+        <w:rPr>
+          <w:rFonts w:ascii="Times New Roman" w:hAnsi="Times New Roman"/>
+          <w:color w:val="000000"/>
+          <w:sz w:val="28"/>
+        </w:rPr>
+        <w:t> </w:t>
+      </w:r>
+    </w:p>
+    <w:p>
+      <w:pPr>
+        <w:numPr>
+          <w:ilvl w:val="0"/>
+          <w:numId w:val="1"/>
+        </w:numPr>
+        <w:spacing w:after="0" w:before="0"/>
+        <w:ind w:firstLine="0" w:left="0" w:right="0"/>
+        <w:jc w:val="both"/>
+        <w:rPr>
+          <w:rFonts w:ascii="Times New Roman" w:hAnsi="Times New Roman"/>
+          <w:color w:val="000000"/>
+          <w:sz w:val="28"/>
+        </w:rPr>
+      </w:pPr>
+      <w:r>
+        <w:rPr>
+          <w:rFonts w:ascii="Times New Roman" w:hAnsi="Times New Roman"/>
+          <w:color w:val="000000"/>
+          <w:sz w:val="28"/>
+        </w:rPr>
+        <w:t>Астанина С.Ю. Научно-исследовательская работа студентов (современные требования, проблемы и их решения) [Электронный ресурс]: монография/ С.Ю. Астанина, Н.В. Шестак, Е.В. Чмыхова. — М.: Современная гуманитарная академия, 2012. — 156 c.— Режим доступа: http://www.iprbookshop.ru/16934.</w:t>
+      </w:r>
+    </w:p>
+    <w:p>
+      <w:pPr>
+        <w:numPr>
+          <w:ilvl w:val="0"/>
+          <w:numId w:val="1"/>
+        </w:numPr>
+        <w:spacing w:after="0" w:before="0"/>
+        <w:ind w:firstLine="0" w:left="0" w:right="0"/>
+        <w:jc w:val="both"/>
+        <w:rPr>
+          <w:rFonts w:ascii="Times New Roman" w:hAnsi="Times New Roman"/>
+          <w:color w:val="000000"/>
+          <w:sz w:val="28"/>
+        </w:rPr>
+      </w:pPr>
+      <w:r>
+        <w:rPr>
+          <w:rFonts w:ascii="Times New Roman" w:hAnsi="Times New Roman"/>
+          <w:color w:val="000000"/>
+          <w:sz w:val="28"/>
+        </w:rPr>
+        <w:t>Комлацкий, В. И. Планирование и организация научных исследований [Электронный ресурс]: учебное пособие / В. И. Комлацкий, С. В. Логинов, Г. В. Комлацкий. — Ростов-на-Дону: Феникс, 2014. — 205 c.— URL: http://www.iprbookshop.ru/58980.html</w:t>
+      </w:r>
+    </w:p>
+    <w:p>
+      <w:pPr>
+        <w:numPr>
+          <w:ilvl w:val="0"/>
+          <w:numId w:val="1"/>
+        </w:numPr>
+        <w:spacing w:after="0" w:before="0"/>
+        <w:ind w:firstLine="0" w:left="0" w:right="0"/>
+        <w:jc w:val="both"/>
+        <w:rPr>
+          <w:rFonts w:ascii="Times New Roman" w:hAnsi="Times New Roman"/>
+          <w:color w:val="000000"/>
+          <w:sz w:val="28"/>
+        </w:rPr>
+      </w:pPr>
+      <w:r>
+        <w:rPr>
+          <w:rFonts w:ascii="Times New Roman" w:hAnsi="Times New Roman"/>
+          <w:color w:val="000000"/>
+          <w:sz w:val="28"/>
+        </w:rPr>
+        <w:t>Мокий, М.С. Методология научных исследований [Текст]: учебник / М.С. Мокий, А.Л. Никифоров, В.С. Мокий. - М.: Юрайт, 2015. - 255 с.</w:t>
+      </w:r>
+    </w:p>
+    <w:p>
+      <w:pPr>
+        <w:pStyle w:val="Style_5"/>
         <w:spacing w:after="0" w:line="360" w:lineRule="auto"/>
         <w:ind w:firstLine="0" w:left="0"/>
         <w:jc w:val="both"/>
@@ -2288,7 +4061,6 @@
       <w:start w:val="1"/>
       <w:numFmt w:val="decimal"/>
       <w:lvlText w:val="%1."/>
-      <w:lvlJc w:val="left"/>
       <w:pPr>
         <w:ind w:hanging="360" w:left="720"/>
       </w:pPr>
@@ -2297,7 +4069,6 @@
       <w:start w:val="1"/>
       <w:numFmt w:val="lowerLetter"/>
       <w:lvlText w:val="%2."/>
-      <w:lvlJc w:val="left"/>
       <w:pPr>
         <w:ind w:hanging="360" w:left="1440"/>
       </w:pPr>
@@ -2308,14 +4079,13 @@
       <w:lvlText w:val="%3."/>
       <w:lvlJc w:val="right"/>
       <w:pPr>
-        <w:ind w:hanging="180" w:left="2160"/>
+        <w:ind w:hanging="360" w:left="2160"/>
       </w:pPr>
     </w:lvl>
     <w:lvl w:ilvl="3">
       <w:start w:val="1"/>
       <w:numFmt w:val="decimal"/>
       <w:lvlText w:val="%4."/>
-      <w:lvlJc w:val="left"/>
       <w:pPr>
         <w:ind w:hanging="360" w:left="2880"/>
       </w:pPr>
@@ -2324,7 +4094,6 @@
       <w:start w:val="1"/>
       <w:numFmt w:val="lowerLetter"/>
       <w:lvlText w:val="%5."/>
-      <w:lvlJc w:val="left"/>
       <w:pPr>
         <w:ind w:hanging="360" w:left="3600"/>
       </w:pPr>
@@ -2335,14 +4104,13 @@
       <w:lvlText w:val="%6."/>
       <w:lvlJc w:val="right"/>
       <w:pPr>
-        <w:ind w:hanging="180" w:left="4320"/>
+        <w:ind w:hanging="360" w:left="4320"/>
       </w:pPr>
     </w:lvl>
     <w:lvl w:ilvl="6">
       <w:start w:val="1"/>
       <w:numFmt w:val="decimal"/>
       <w:lvlText w:val="%7."/>
-      <w:lvlJc w:val="left"/>
       <w:pPr>
         <w:ind w:hanging="360" w:left="5040"/>
       </w:pPr>
@@ -2351,7 +4119,6 @@
       <w:start w:val="1"/>
       <w:numFmt w:val="lowerLetter"/>
       <w:lvlText w:val="%8."/>
-      <w:lvlJc w:val="left"/>
       <w:pPr>
         <w:ind w:hanging="360" w:left="5760"/>
       </w:pPr>
@@ -2362,7 +4129,7 @@
       <w:lvlText w:val="%9."/>
       <w:lvlJc w:val="right"/>
       <w:pPr>
-        <w:ind w:hanging="180" w:left="6480"/>
+        <w:ind w:hanging="360" w:left="6480"/>
       </w:pPr>
     </w:lvl>
   </w:abstractNum>
@@ -2418,19 +4185,19 @@
     <w:lsdException w:name="toc 9" w:qFormat="0" w:semiHidden="0" w:uiPriority="39" w:unhideWhenUsed="0"/>
     <w:lsdException w:name="Hyperlink" w:qFormat="0" w:semiHidden="0" w:unhideWhenUsed="0"/>
   </w:latentStyles>
-  <w:style w:default="1" w:styleId="Style_5" w:type="paragraph">
+  <w:style w:default="1" w:styleId="Style_2" w:type="paragraph">
     <w:name w:val="Normal"/>
-    <w:link w:val="Style_5_ch"/>
+    <w:link w:val="Style_2_ch"/>
     <w:uiPriority w:val="0"/>
     <w:qFormat/>
   </w:style>
-  <w:style w:default="1" w:styleId="Style_5_ch" w:type="character">
+  <w:style w:default="1" w:styleId="Style_2_ch" w:type="character">
     <w:name w:val="Normal"/>
-    <w:link w:val="Style_5"/>
+    <w:link w:val="Style_2"/>
   </w:style>
   <w:style w:styleId="Style_6" w:type="paragraph">
     <w:name w:val="toc 2"/>
-    <w:next w:val="Style_5"/>
+    <w:next w:val="Style_2"/>
     <w:link w:val="Style_6_ch"/>
     <w:uiPriority w:val="39"/>
     <w:pPr>
@@ -2452,7 +4219,7 @@
   </w:style>
   <w:style w:styleId="Style_7" w:type="paragraph">
     <w:name w:val="toc 4"/>
-    <w:next w:val="Style_5"/>
+    <w:next w:val="Style_2"/>
     <w:link w:val="Style_7_ch"/>
     <w:uiPriority w:val="39"/>
     <w:pPr>
@@ -2474,7 +4241,7 @@
   </w:style>
   <w:style w:styleId="Style_8" w:type="paragraph">
     <w:name w:val="toc 6"/>
-    <w:next w:val="Style_5"/>
+    <w:next w:val="Style_2"/>
     <w:link w:val="Style_8_ch"/>
     <w:uiPriority w:val="39"/>
     <w:pPr>
@@ -2496,7 +4263,7 @@
   </w:style>
   <w:style w:styleId="Style_9" w:type="paragraph">
     <w:name w:val="toc 7"/>
-    <w:next w:val="Style_5"/>
+    <w:next w:val="Style_2"/>
     <w:link w:val="Style_9_ch"/>
     <w:uiPriority w:val="39"/>
     <w:pPr>
@@ -2538,8 +4305,8 @@
   </w:style>
   <w:style w:styleId="Style_11" w:type="paragraph">
     <w:name w:val="heading 3"/>
-    <w:basedOn w:val="Style_5"/>
-    <w:next w:val="Style_5"/>
+    <w:basedOn w:val="Style_2"/>
+    <w:next w:val="Style_2"/>
     <w:link w:val="Style_11_ch"/>
     <w:uiPriority w:val="9"/>
     <w:qFormat/>
@@ -2558,7 +4325,7 @@
   </w:style>
   <w:style w:styleId="Style_11_ch" w:type="character">
     <w:name w:val="heading 3"/>
-    <w:basedOn w:val="Style_5_ch"/>
+    <w:basedOn w:val="Style_2_ch"/>
     <w:link w:val="Style_11"/>
     <w:rPr>
       <w:rFonts w:asciiTheme="majorAscii" w:hAnsiTheme="majorHAnsi"/>
@@ -2578,7 +4345,7 @@
   </w:style>
   <w:style w:styleId="Style_14" w:type="paragraph">
     <w:name w:val="Normal (Web)"/>
-    <w:basedOn w:val="Style_5"/>
+    <w:basedOn w:val="Style_2"/>
     <w:link w:val="Style_14_ch"/>
     <w:pPr>
       <w:spacing w:afterAutospacing="on" w:beforeAutospacing="on" w:line="240" w:lineRule="auto"/>
@@ -2591,7 +4358,7 @@
   </w:style>
   <w:style w:styleId="Style_14_ch" w:type="character">
     <w:name w:val="Normal (Web)"/>
-    <w:basedOn w:val="Style_5_ch"/>
+    <w:basedOn w:val="Style_2_ch"/>
     <w:link w:val="Style_14"/>
     <w:rPr>
       <w:rFonts w:ascii="Times New Roman" w:hAnsi="Times New Roman"/>
@@ -2600,7 +4367,7 @@
   </w:style>
   <w:style w:styleId="Style_15" w:type="paragraph">
     <w:name w:val="Balloon Text"/>
-    <w:basedOn w:val="Style_5"/>
+    <w:basedOn w:val="Style_2"/>
     <w:link w:val="Style_15_ch"/>
     <w:pPr>
       <w:spacing w:after="0" w:line="240" w:lineRule="auto"/>
@@ -2613,7 +4380,7 @@
   </w:style>
   <w:style w:styleId="Style_15_ch" w:type="character">
     <w:name w:val="Balloon Text"/>
-    <w:basedOn w:val="Style_5_ch"/>
+    <w:basedOn w:val="Style_2_ch"/>
     <w:link w:val="Style_15"/>
     <w:rPr>
       <w:rFonts w:ascii="Tahoma" w:hAnsi="Tahoma"/>
@@ -2622,7 +4389,7 @@
   </w:style>
   <w:style w:styleId="Style_16" w:type="paragraph">
     <w:name w:val="toc 3"/>
-    <w:next w:val="Style_5"/>
+    <w:next w:val="Style_2"/>
     <w:link w:val="Style_16_ch"/>
     <w:uiPriority w:val="39"/>
     <w:pPr>
@@ -2644,7 +4411,7 @@
   </w:style>
   <w:style w:styleId="Style_17" w:type="paragraph">
     <w:name w:val="Body Text"/>
-    <w:basedOn w:val="Style_5"/>
+    <w:basedOn w:val="Style_2"/>
     <w:link w:val="Style_17_ch"/>
     <w:pPr>
       <w:spacing w:after="0" w:line="240" w:lineRule="auto"/>
@@ -2657,7 +4424,7 @@
   </w:style>
   <w:style w:styleId="Style_17_ch" w:type="character">
     <w:name w:val="Body Text"/>
-    <w:basedOn w:val="Style_5_ch"/>
+    <w:basedOn w:val="Style_2_ch"/>
     <w:link w:val="Style_17"/>
     <w:rPr>
       <w:rFonts w:ascii="Times New Roman" w:hAnsi="Times New Roman"/>
@@ -2674,7 +4441,7 @@
   </w:style>
   <w:style w:styleId="Style_18" w:type="paragraph">
     <w:name w:val="heading 5"/>
-    <w:next w:val="Style_5"/>
+    <w:next w:val="Style_2"/>
     <w:link w:val="Style_18_ch"/>
     <w:uiPriority w:val="9"/>
     <w:qFormat/>
@@ -2699,11 +4466,11 @@
       <w:sz w:val="22"/>
     </w:rPr>
   </w:style>
-  <w:style w:styleId="Style_2" w:type="paragraph">
+  <w:style w:styleId="Style_3" w:type="paragraph">
     <w:name w:val="heading 1"/>
-    <w:basedOn w:val="Style_5"/>
-    <w:next w:val="Style_5"/>
-    <w:link w:val="Style_2_ch"/>
+    <w:basedOn w:val="Style_2"/>
+    <w:next w:val="Style_2"/>
+    <w:link w:val="Style_3_ch"/>
     <w:uiPriority w:val="9"/>
     <w:qFormat/>
     <w:pPr>
@@ -2719,10 +4486,10 @@
       <w:sz w:val="32"/>
     </w:rPr>
   </w:style>
-  <w:style w:styleId="Style_2_ch" w:type="character">
+  <w:style w:styleId="Style_3_ch" w:type="character">
     <w:name w:val="heading 1"/>
-    <w:basedOn w:val="Style_5_ch"/>
-    <w:link w:val="Style_2"/>
+    <w:basedOn w:val="Style_2_ch"/>
+    <w:link w:val="Style_3"/>
     <w:rPr>
       <w:rFonts w:asciiTheme="majorAscii" w:hAnsiTheme="majorHAnsi"/>
       <w:color w:themeColor="accent1" w:themeShade="BF" w:val="2E75B5"/>
@@ -2769,8 +4536,8 @@
   </w:style>
   <w:style w:styleId="Style_21" w:type="paragraph">
     <w:name w:val="toc 1"/>
-    <w:basedOn w:val="Style_5"/>
-    <w:next w:val="Style_5"/>
+    <w:basedOn w:val="Style_2"/>
+    <w:next w:val="Style_2"/>
     <w:link w:val="Style_21_ch"/>
     <w:uiPriority w:val="39"/>
     <w:pPr>
@@ -2780,12 +4547,12 @@
   </w:style>
   <w:style w:styleId="Style_21_ch" w:type="character">
     <w:name w:val="toc 1"/>
-    <w:basedOn w:val="Style_5_ch"/>
+    <w:basedOn w:val="Style_2_ch"/>
     <w:link w:val="Style_21"/>
   </w:style>
   <w:style w:styleId="Style_22" w:type="paragraph">
     <w:name w:val="header"/>
-    <w:basedOn w:val="Style_5"/>
+    <w:basedOn w:val="Style_2"/>
     <w:link w:val="Style_22_ch"/>
     <w:pPr>
       <w:tabs>
@@ -2798,22 +4565,22 @@
   </w:style>
   <w:style w:styleId="Style_22_ch" w:type="character">
     <w:name w:val="header"/>
-    <w:basedOn w:val="Style_5_ch"/>
+    <w:basedOn w:val="Style_2_ch"/>
     <w:link w:val="Style_22"/>
   </w:style>
-  <w:style w:styleId="Style_4" w:type="paragraph">
+  <w:style w:styleId="Style_5" w:type="paragraph">
     <w:name w:val="List Paragraph"/>
-    <w:basedOn w:val="Style_5"/>
-    <w:link w:val="Style_4_ch"/>
+    <w:basedOn w:val="Style_2"/>
+    <w:link w:val="Style_5_ch"/>
     <w:pPr>
       <w:ind w:firstLine="0" w:left="720"/>
       <w:contextualSpacing w:val="1"/>
     </w:pPr>
   </w:style>
-  <w:style w:styleId="Style_4_ch" w:type="character">
+  <w:style w:styleId="Style_5_ch" w:type="character">
     <w:name w:val="List Paragraph"/>
-    <w:basedOn w:val="Style_5_ch"/>
-    <w:link w:val="Style_4"/>
+    <w:basedOn w:val="Style_2_ch"/>
+    <w:link w:val="Style_5"/>
   </w:style>
   <w:style w:styleId="Style_23" w:type="paragraph">
     <w:name w:val="Header and Footer"/>
@@ -2838,7 +4605,7 @@
   </w:style>
   <w:style w:styleId="Style_1" w:type="paragraph">
     <w:name w:val="footer"/>
-    <w:basedOn w:val="Style_5"/>
+    <w:basedOn w:val="Style_2"/>
     <w:link w:val="Style_1_ch"/>
     <w:pPr>
       <w:tabs>
@@ -2851,12 +4618,12 @@
   </w:style>
   <w:style w:styleId="Style_1_ch" w:type="character">
     <w:name w:val="footer"/>
-    <w:basedOn w:val="Style_5_ch"/>
+    <w:basedOn w:val="Style_2_ch"/>
     <w:link w:val="Style_1"/>
   </w:style>
   <w:style w:styleId="Style_24" w:type="paragraph">
     <w:name w:val="toc 9"/>
-    <w:next w:val="Style_5"/>
+    <w:next w:val="Style_2"/>
     <w:link w:val="Style_24_ch"/>
     <w:uiPriority w:val="39"/>
     <w:pPr>
@@ -2878,8 +4645,8 @@
   </w:style>
   <w:style w:styleId="Style_25" w:type="paragraph">
     <w:name w:val="TOC Heading"/>
-    <w:basedOn w:val="Style_2"/>
-    <w:next w:val="Style_5"/>
+    <w:basedOn w:val="Style_3"/>
+    <w:next w:val="Style_2"/>
     <w:link w:val="Style_25_ch"/>
     <w:pPr>
       <w:spacing w:before="480" w:line="276" w:lineRule="auto"/>
@@ -2893,7 +4660,7 @@
   </w:style>
   <w:style w:styleId="Style_25_ch" w:type="character">
     <w:name w:val="TOC Heading"/>
-    <w:basedOn w:val="Style_2_ch"/>
+    <w:basedOn w:val="Style_3_ch"/>
     <w:link w:val="Style_25"/>
     <w:rPr>
       <w:b w:val="1"/>
@@ -2902,7 +4669,7 @@
   </w:style>
   <w:style w:styleId="Style_26" w:type="paragraph">
     <w:name w:val="toc 8"/>
-    <w:next w:val="Style_5"/>
+    <w:next w:val="Style_2"/>
     <w:link w:val="Style_26_ch"/>
     <w:uiPriority w:val="39"/>
     <w:pPr>
@@ -2924,7 +4691,7 @@
   </w:style>
   <w:style w:styleId="Style_27" w:type="paragraph">
     <w:name w:val="toc 5"/>
-    <w:next w:val="Style_5"/>
+    <w:next w:val="Style_2"/>
     <w:link w:val="Style_27_ch"/>
     <w:uiPriority w:val="39"/>
     <w:pPr>
@@ -2946,7 +4713,7 @@
   </w:style>
   <w:style w:styleId="Style_28" w:type="paragraph">
     <w:name w:val="Subtitle"/>
-    <w:next w:val="Style_5"/>
+    <w:next w:val="Style_2"/>
     <w:link w:val="Style_28_ch"/>
     <w:uiPriority w:val="11"/>
     <w:qFormat/>
@@ -2992,7 +4759,7 @@
   </w:style>
   <w:style w:styleId="Style_30" w:type="paragraph">
     <w:name w:val="Title"/>
-    <w:basedOn w:val="Style_5"/>
+    <w:basedOn w:val="Style_2"/>
     <w:link w:val="Style_30_ch"/>
     <w:uiPriority w:val="10"/>
     <w:qFormat/>
@@ -3009,7 +4776,7 @@
   </w:style>
   <w:style w:styleId="Style_30_ch" w:type="character">
     <w:name w:val="Title"/>
-    <w:basedOn w:val="Style_5_ch"/>
+    <w:basedOn w:val="Style_2_ch"/>
     <w:link w:val="Style_30"/>
     <w:rPr>
       <w:rFonts w:ascii="Times New Roman" w:hAnsi="Times New Roman"/>
@@ -3019,7 +4786,7 @@
   </w:style>
   <w:style w:styleId="Style_31" w:type="paragraph">
     <w:name w:val="heading 4"/>
-    <w:next w:val="Style_5"/>
+    <w:next w:val="Style_2"/>
     <w:link w:val="Style_31_ch"/>
     <w:uiPriority w:val="9"/>
     <w:qFormat/>
@@ -3046,8 +4813,8 @@
   </w:style>
   <w:style w:styleId="Style_32" w:type="paragraph">
     <w:name w:val="heading 2"/>
-    <w:basedOn w:val="Style_5"/>
-    <w:next w:val="Style_5"/>
+    <w:basedOn w:val="Style_2"/>
+    <w:next w:val="Style_2"/>
     <w:link w:val="Style_32_ch"/>
     <w:uiPriority w:val="9"/>
     <w:qFormat/>
@@ -3066,7 +4833,7 @@
   </w:style>
   <w:style w:styleId="Style_32_ch" w:type="character">
     <w:name w:val="heading 2"/>
-    <w:basedOn w:val="Style_5_ch"/>
+    <w:basedOn w:val="Style_2_ch"/>
     <w:link w:val="Style_32"/>
     <w:rPr>
       <w:rFonts w:asciiTheme="majorAscii" w:hAnsiTheme="majorHAnsi"/>
@@ -3094,7 +4861,7 @@
       </w:tblCellMar>
     </w:tblPr>
   </w:style>
-  <w:style w:styleId="Style_3" w:type="table">
+  <w:style w:styleId="Style_4" w:type="table">
     <w:name w:val="Table Grid"/>
     <w:basedOn w:val="Style_34"/>
     <w:pPr>
